--- a/doc/Camera ready/Camera-ready copy template.docx
+++ b/doc/Camera ready/Camera-ready copy template.docx
@@ -1,6 +1,6 @@
 
 <file path=word/document.xml><?xml version="1.0" encoding="utf-8"?>
-<w:document xmlns:wpc="http://schemas.microsoft.com/office/word/2010/wordprocessingCanvas" xmlns:mc="http://schemas.openxmlformats.org/markup-compatibility/2006" xmlns:o="urn:schemas-microsoft-com:office:office" xmlns:r="http://schemas.openxmlformats.org/officeDocument/2006/relationships" xmlns:m="http://schemas.openxmlformats.org/officeDocument/2006/math" xmlns:v="urn:schemas-microsoft-com:vml" xmlns:wp14="http://schemas.microsoft.com/office/word/2010/wordprocessingDrawing" xmlns:wp="http://schemas.openxmlformats.org/drawingml/2006/wordprocessingDrawing" xmlns:w10="urn:schemas-microsoft-com:office:word" xmlns:w="http://schemas.openxmlformats.org/wordprocessingml/2006/main" xmlns:w14="http://schemas.microsoft.com/office/word/2010/wordml" xmlns:wpg="http://schemas.microsoft.com/office/word/2010/wordprocessingGroup" xmlns:wpi="http://schemas.microsoft.com/office/word/2010/wordprocessingInk" xmlns:wne="http://schemas.microsoft.com/office/word/2006/wordml" xmlns:wps="http://schemas.microsoft.com/office/word/2010/wordprocessingShape" mc:Ignorable="w14 wp14">
+<w:document xmlns:wpc="http://schemas.microsoft.com/office/word/2010/wordprocessingCanvas" xmlns:cx="http://schemas.microsoft.com/office/drawing/2014/chartex" xmlns:cx1="http://schemas.microsoft.com/office/drawing/2015/9/8/chartex" xmlns:cx2="http://schemas.microsoft.com/office/drawing/2015/10/21/chartex" xmlns:cx3="http://schemas.microsoft.com/office/drawing/2016/5/9/chartex" xmlns:cx4="http://schemas.microsoft.com/office/drawing/2016/5/10/chartex" xmlns:cx5="http://schemas.microsoft.com/office/drawing/2016/5/11/chartex" xmlns:cx6="http://schemas.microsoft.com/office/drawing/2016/5/12/chartex" xmlns:cx7="http://schemas.microsoft.com/office/drawing/2016/5/13/chartex" xmlns:cx8="http://schemas.microsoft.com/office/drawing/2016/5/14/chartex" xmlns:mc="http://schemas.openxmlformats.org/markup-compatibility/2006" xmlns:aink="http://schemas.microsoft.com/office/drawing/2016/ink" xmlns:am3d="http://schemas.microsoft.com/office/drawing/2017/model3d" xmlns:o="urn:schemas-microsoft-com:office:office" xmlns:oel="http://schemas.microsoft.com/office/2019/extlst" xmlns:r="http://schemas.openxmlformats.org/officeDocument/2006/relationships" xmlns:m="http://schemas.openxmlformats.org/officeDocument/2006/math" xmlns:v="urn:schemas-microsoft-com:vml" xmlns:wp14="http://schemas.microsoft.com/office/word/2010/wordprocessingDrawing" xmlns:wp="http://schemas.openxmlformats.org/drawingml/2006/wordprocessingDrawing" xmlns:w10="urn:schemas-microsoft-com:office:word" xmlns:w="http://schemas.openxmlformats.org/wordprocessingml/2006/main" xmlns:w14="http://schemas.microsoft.com/office/word/2010/wordml" xmlns:w15="http://schemas.microsoft.com/office/word/2012/wordml" xmlns:w16cex="http://schemas.microsoft.com/office/word/2018/wordml/cex" xmlns:w16cid="http://schemas.microsoft.com/office/word/2016/wordml/cid" xmlns:w16="http://schemas.microsoft.com/office/word/2018/wordml" xmlns:w16du="http://schemas.microsoft.com/office/word/2023/wordml/word16du" xmlns:w16sdtdh="http://schemas.microsoft.com/office/word/2020/wordml/sdtdatahash" xmlns:w16sdtfl="http://schemas.microsoft.com/office/word/2024/wordml/sdtformatlock" xmlns:w16se="http://schemas.microsoft.com/office/word/2015/wordml/symex" xmlns:wpg="http://schemas.microsoft.com/office/word/2010/wordprocessingGroup" xmlns:wpi="http://schemas.microsoft.com/office/word/2010/wordprocessingInk" xmlns:wne="http://schemas.microsoft.com/office/word/2006/wordml" xmlns:wps="http://schemas.microsoft.com/office/word/2010/wordprocessingShape" mc:Ignorable="w14 w15 w16se w16cid w16 w16cex w16sdtdh w16sdtfl w16du wp14">
   <w:body>
     <w:p>
       <w:pPr>
@@ -41,7 +41,7 @@
             </v:handles>
             <o:lock v:ext="edit" text="t" shapetype="t"/>
           </v:shapetype>
-          <v:shape id="_x0000_s1026" type="#_x0000_t136" style="position:absolute;margin-left:0;margin-top:0;width:50pt;height:50pt;z-index:251657728;visibility:hidden">
+          <v:shape id="_x0000_s2050" type="#_x0000_t136" style="position:absolute;margin-left:0;margin-top:0;width:50pt;height:50pt;z-index:251657728;visibility:hidden">
             <o:lock v:ext="edit" selection="t"/>
           </v:shape>
         </w:pict>
@@ -85,10 +85,7 @@
         <w:t>Title of the abstract (Times New Roman, 14 pt, Bold, centre aligned, max 20 words)</w:t>
       </w:r>
     </w:p>
-    <w:p>
-      <w:bookmarkStart w:id="1" w:name="_GoBack"/>
-      <w:bookmarkEnd w:id="1"/>
-    </w:p>
+    <w:p/>
     <w:p>
       <w:pPr>
         <w:pStyle w:val="Heading2"/>
@@ -97,11 +94,11 @@
           <w:rFonts w:eastAsia="Times New Roman"/>
         </w:rPr>
       </w:pPr>
-      <w:bookmarkStart w:id="2" w:name="_heading=h.30j0zll" w:colFirst="0" w:colLast="0"/>
-      <w:bookmarkStart w:id="3" w:name="_Toc52980145"/>
-      <w:bookmarkStart w:id="4" w:name="_Toc52980612"/>
-      <w:bookmarkStart w:id="5" w:name="_Toc53007155"/>
-      <w:bookmarkEnd w:id="2"/>
+      <w:bookmarkStart w:id="1" w:name="_heading=h.30j0zll" w:colFirst="0" w:colLast="0"/>
+      <w:bookmarkStart w:id="2" w:name="_Toc52980145"/>
+      <w:bookmarkStart w:id="3" w:name="_Toc52980612"/>
+      <w:bookmarkStart w:id="4" w:name="_Toc53007155"/>
+      <w:bookmarkEnd w:id="1"/>
       <w:r>
         <w:rPr>
           <w:rFonts w:eastAsia="Times New Roman"/>
@@ -121,7 +118,21 @@
           <w:rFonts w:eastAsia="Times New Roman"/>
           <w:u w:val="single"/>
         </w:rPr>
-        <w:t>Presentingauthor</w:t>
+        <w:t>Presenting</w:t>
+      </w:r>
+      <w:r>
+        <w:rPr>
+          <w:rFonts w:eastAsia="Times New Roman"/>
+          <w:u w:val="single"/>
+        </w:rPr>
+        <w:t xml:space="preserve"> </w:t>
+      </w:r>
+      <w:r>
+        <w:rPr>
+          <w:rFonts w:eastAsia="Times New Roman"/>
+          <w:u w:val="single"/>
+        </w:rPr>
+        <w:t>author</w:t>
       </w:r>
       <w:r>
         <w:rPr>
@@ -159,7 +170,19 @@
         <w:rPr>
           <w:rFonts w:eastAsia="Times New Roman"/>
         </w:rPr>
-        <w:t>B.M. correspondingauthor</w:t>
+        <w:t>B.M. corresponding</w:t>
+      </w:r>
+      <w:r>
+        <w:rPr>
+          <w:rFonts w:eastAsia="Times New Roman"/>
+        </w:rPr>
+        <w:t xml:space="preserve"> </w:t>
+      </w:r>
+      <w:r>
+        <w:rPr>
+          <w:rFonts w:eastAsia="Times New Roman"/>
+        </w:rPr>
+        <w:t>author</w:t>
       </w:r>
       <w:r>
         <w:rPr>
@@ -181,9 +204,9 @@
         </w:rPr>
         <w:t xml:space="preserve"> </w:t>
       </w:r>
+      <w:bookmarkEnd w:id="2"/>
       <w:bookmarkEnd w:id="3"/>
       <w:bookmarkEnd w:id="4"/>
-      <w:bookmarkEnd w:id="5"/>
       <w:r>
         <w:rPr>
           <w:rFonts w:eastAsia="Times New Roman"/>
@@ -194,13 +217,13 @@
         <w:rPr>
           <w:rFonts w:cstheme="minorHAnsi"/>
         </w:rPr>
-        <w:t>a</w:t>
+        <w:t>authors'</w:t>
       </w:r>
       <w:r>
         <w:rPr>
           <w:rFonts w:cstheme="minorHAnsi"/>
         </w:rPr>
-        <w:t xml:space="preserve">uthors names with initials and surnames, </w:t>
+        <w:t xml:space="preserve"> names with initials and surnames, </w:t>
       </w:r>
       <w:r>
         <w:rPr>
@@ -218,16 +241,14 @@
         </w:rPr>
         <w:t xml:space="preserve"> (</w:t>
       </w:r>
-      <w:proofErr w:type="spellStart"/>
       <w:r>
         <w:rPr>
           <w:rFonts w:cstheme="minorHAnsi"/>
           <w:color w:val="000000"/>
           <w:shd w:val="clear" w:color="auto" w:fill="FFFFFF"/>
         </w:rPr>
-        <w:t>asterick</w:t>
-      </w:r>
-      <w:proofErr w:type="spellEnd"/>
+        <w:t>asterisk</w:t>
+      </w:r>
       <w:r>
         <w:rPr>
           <w:rFonts w:cstheme="minorHAnsi"/>
@@ -317,7 +338,7 @@
           <w:rFonts w:eastAsia="Times New Roman"/>
         </w:rPr>
       </w:pPr>
-      <w:hyperlink r:id="rId9" w:history="1">
+      <w:hyperlink r:id="rId8" w:history="1">
         <w:r>
           <w:rPr>
             <w:rStyle w:val="e-mail"/>
@@ -373,19 +394,55 @@
         <w:rPr>
           <w:rFonts w:cstheme="minorHAnsi"/>
         </w:rPr>
-        <w:t xml:space="preserve">The abstract should not exceed 300 words and should be informative to cover background, objectives, methods, results and conclusion of the study. </w:t>
+        <w:t>The abstract should not exceed 300 words and should be informative to cover background, objectives, methods, results</w:t>
       </w:r>
       <w:r>
         <w:rPr>
           <w:rFonts w:cstheme="minorHAnsi"/>
         </w:rPr>
-        <w:t xml:space="preserve">Please follow the guidelines given for structured abstract below. </w:t>
+        <w:t>,</w:t>
       </w:r>
       <w:r>
         <w:rPr>
           <w:rFonts w:cstheme="minorHAnsi"/>
         </w:rPr>
-        <w:t>Do not include figures, graphs or citations within the abstract. Any submitted figures or graphs will not be published</w:t>
+        <w:t xml:space="preserve"> and conclusion of the study. </w:t>
+      </w:r>
+      <w:r>
+        <w:rPr>
+          <w:rFonts w:cstheme="minorHAnsi"/>
+        </w:rPr>
+        <w:t xml:space="preserve">Please follow the guidelines given for </w:t>
+      </w:r>
+      <w:r>
+        <w:rPr>
+          <w:rFonts w:cstheme="minorHAnsi"/>
+        </w:rPr>
+        <w:t xml:space="preserve">the </w:t>
+      </w:r>
+      <w:r>
+        <w:rPr>
+          <w:rFonts w:cstheme="minorHAnsi"/>
+        </w:rPr>
+        <w:t xml:space="preserve">structured abstract below. </w:t>
+      </w:r>
+      <w:r>
+        <w:rPr>
+          <w:rFonts w:cstheme="minorHAnsi"/>
+        </w:rPr>
+        <w:t>Do not include figures, graphs</w:t>
+      </w:r>
+      <w:r>
+        <w:rPr>
+          <w:rFonts w:cstheme="minorHAnsi"/>
+        </w:rPr>
+        <w:t>,</w:t>
+      </w:r>
+      <w:r>
+        <w:rPr>
+          <w:rFonts w:cstheme="minorHAnsi"/>
+        </w:rPr>
+        <w:t xml:space="preserve"> or citations within the abstract. Any submitted figures or graphs will not be published</w:t>
       </w:r>
       <w:r>
         <w:t xml:space="preserve"> (Times New Roman, 12, Justify aligned, maximum one page, maximum 300 words, single line spacing)</w:t>
@@ -407,7 +464,7 @@
           <w:shd w:val="clear" w:color="auto" w:fill="FFFFFF"/>
         </w:rPr>
       </w:pPr>
-      <w:bookmarkStart w:id="6" w:name="_Toc52980146"/>
+      <w:bookmarkStart w:id="5" w:name="_Toc52980146"/>
       <w:r>
         <w:rPr>
           <w:b/>
@@ -421,7 +478,21 @@
           <w:i/>
           <w:iCs/>
         </w:rPr>
-        <w:t xml:space="preserve"> Maximum of 5 keywords separated by coma (,) which best describe your study </w:t>
+        <w:t xml:space="preserve"> Maximum of 5 keywords separated by </w:t>
+      </w:r>
+      <w:r>
+        <w:rPr>
+          <w:i/>
+          <w:iCs/>
+        </w:rPr>
+        <w:t>a comma</w:t>
+      </w:r>
+      <w:r>
+        <w:rPr>
+          <w:i/>
+          <w:iCs/>
+        </w:rPr>
+        <w:t xml:space="preserve"> (,) which best describe your study </w:t>
       </w:r>
       <w:r>
         <w:rPr>
@@ -466,27 +537,7 @@
           <w:color w:val="000000"/>
           <w:shd w:val="clear" w:color="auto" w:fill="FFFFFF"/>
         </w:rPr>
-        <w:t xml:space="preserve">oman, 12 </w:t>
-      </w:r>
-      <w:proofErr w:type="spellStart"/>
-      <w:r>
-        <w:rPr>
-          <w:i/>
-          <w:iCs/>
-          <w:color w:val="000000"/>
-          <w:shd w:val="clear" w:color="auto" w:fill="FFFFFF"/>
-        </w:rPr>
-        <w:t>pt</w:t>
-      </w:r>
-      <w:proofErr w:type="spellEnd"/>
-      <w:r>
-        <w:rPr>
-          <w:i/>
-          <w:iCs/>
-          <w:color w:val="000000"/>
-          <w:shd w:val="clear" w:color="auto" w:fill="FFFFFF"/>
-        </w:rPr>
-        <w:t xml:space="preserve">, Italic, left aligned, lower case, </w:t>
+        <w:t xml:space="preserve">oman, 12 pt, Italic, left aligned, lower case, </w:t>
       </w:r>
       <w:r>
         <w:rPr>
@@ -518,7 +569,7 @@
         </w:rPr>
       </w:pPr>
     </w:p>
-    <w:bookmarkEnd w:id="6"/>
+    <w:bookmarkEnd w:id="5"/>
     <w:p>
       <w:pPr>
         <w:pStyle w:val="06Keywords"/>
@@ -549,7 +600,39 @@
           <w:iCs/>
           <w:shd w:val="clear" w:color="auto" w:fill="FFFFFF"/>
         </w:rPr>
-        <w:t xml:space="preserve">f needed, any grant/place which was supported to the research but not in the affiliations, only one. (Times </w:t>
+        <w:t xml:space="preserve">f needed, any grant/place </w:t>
+      </w:r>
+      <w:r>
+        <w:rPr>
+          <w:i w:val="0"/>
+          <w:iCs/>
+          <w:shd w:val="clear" w:color="auto" w:fill="FFFFFF"/>
+        </w:rPr>
+        <w:t>that</w:t>
+      </w:r>
+      <w:r>
+        <w:rPr>
+          <w:i w:val="0"/>
+          <w:iCs/>
+          <w:shd w:val="clear" w:color="auto" w:fill="FFFFFF"/>
+        </w:rPr>
+        <w:t xml:space="preserve"> was supported </w:t>
+      </w:r>
+      <w:r>
+        <w:rPr>
+          <w:i w:val="0"/>
+          <w:iCs/>
+          <w:shd w:val="clear" w:color="auto" w:fill="FFFFFF"/>
+        </w:rPr>
+        <w:t>for</w:t>
+      </w:r>
+      <w:r>
+        <w:rPr>
+          <w:i w:val="0"/>
+          <w:iCs/>
+          <w:shd w:val="clear" w:color="auto" w:fill="FFFFFF"/>
+        </w:rPr>
+        <w:t xml:space="preserve"> the research but not in the affiliations, only one. (Times </w:t>
       </w:r>
       <w:r>
         <w:rPr>
@@ -613,12 +696,12 @@
       </w:pPr>
     </w:p>
     <w:sectPr>
-      <w:headerReference w:type="even" r:id="rId10"/>
-      <w:headerReference w:type="default" r:id="rId11"/>
-      <w:footerReference w:type="even" r:id="rId12"/>
-      <w:footerReference w:type="default" r:id="rId13"/>
-      <w:headerReference w:type="first" r:id="rId14"/>
-      <w:footerReference w:type="first" r:id="rId15"/>
+      <w:headerReference w:type="even" r:id="rId9"/>
+      <w:headerReference w:type="default" r:id="rId10"/>
+      <w:footerReference w:type="even" r:id="rId11"/>
+      <w:footerReference w:type="default" r:id="rId12"/>
+      <w:headerReference w:type="first" r:id="rId13"/>
+      <w:footerReference w:type="first" r:id="rId14"/>
       <w:pgSz w:w="11906" w:h="16838"/>
       <w:pgMar w:top="1728" w:right="1440" w:bottom="1440" w:left="2160" w:header="706" w:footer="706" w:gutter="0"/>
       <w:pgNumType w:start="39"/>
@@ -629,7 +712,7 @@
 </file>
 
 <file path=word/endnotes.xml><?xml version="1.0" encoding="utf-8"?>
-<w:endnotes xmlns:wpc="http://schemas.microsoft.com/office/word/2010/wordprocessingCanvas" xmlns:mc="http://schemas.openxmlformats.org/markup-compatibility/2006" xmlns:o="urn:schemas-microsoft-com:office:office" xmlns:r="http://schemas.openxmlformats.org/officeDocument/2006/relationships" xmlns:m="http://schemas.openxmlformats.org/officeDocument/2006/math" xmlns:v="urn:schemas-microsoft-com:vml" xmlns:wp14="http://schemas.microsoft.com/office/word/2010/wordprocessingDrawing" xmlns:wp="http://schemas.openxmlformats.org/drawingml/2006/wordprocessingDrawing" xmlns:w10="urn:schemas-microsoft-com:office:word" xmlns:w="http://schemas.openxmlformats.org/wordprocessingml/2006/main" xmlns:w14="http://schemas.microsoft.com/office/word/2010/wordml" xmlns:wpg="http://schemas.microsoft.com/office/word/2010/wordprocessingGroup" xmlns:wpi="http://schemas.microsoft.com/office/word/2010/wordprocessingInk" xmlns:wne="http://schemas.microsoft.com/office/word/2006/wordml" xmlns:wps="http://schemas.microsoft.com/office/word/2010/wordprocessingShape" mc:Ignorable="w14 wp14">
+<w:endnotes xmlns:wpc="http://schemas.microsoft.com/office/word/2010/wordprocessingCanvas" xmlns:cx="http://schemas.microsoft.com/office/drawing/2014/chartex" xmlns:cx1="http://schemas.microsoft.com/office/drawing/2015/9/8/chartex" xmlns:cx2="http://schemas.microsoft.com/office/drawing/2015/10/21/chartex" xmlns:cx3="http://schemas.microsoft.com/office/drawing/2016/5/9/chartex" xmlns:cx4="http://schemas.microsoft.com/office/drawing/2016/5/10/chartex" xmlns:cx5="http://schemas.microsoft.com/office/drawing/2016/5/11/chartex" xmlns:cx6="http://schemas.microsoft.com/office/drawing/2016/5/12/chartex" xmlns:cx7="http://schemas.microsoft.com/office/drawing/2016/5/13/chartex" xmlns:cx8="http://schemas.microsoft.com/office/drawing/2016/5/14/chartex" xmlns:mc="http://schemas.openxmlformats.org/markup-compatibility/2006" xmlns:aink="http://schemas.microsoft.com/office/drawing/2016/ink" xmlns:am3d="http://schemas.microsoft.com/office/drawing/2017/model3d" xmlns:o="urn:schemas-microsoft-com:office:office" xmlns:oel="http://schemas.microsoft.com/office/2019/extlst" xmlns:r="http://schemas.openxmlformats.org/officeDocument/2006/relationships" xmlns:m="http://schemas.openxmlformats.org/officeDocument/2006/math" xmlns:v="urn:schemas-microsoft-com:vml" xmlns:wp14="http://schemas.microsoft.com/office/word/2010/wordprocessingDrawing" xmlns:wp="http://schemas.openxmlformats.org/drawingml/2006/wordprocessingDrawing" xmlns:w10="urn:schemas-microsoft-com:office:word" xmlns:w="http://schemas.openxmlformats.org/wordprocessingml/2006/main" xmlns:w14="http://schemas.microsoft.com/office/word/2010/wordml" xmlns:w15="http://schemas.microsoft.com/office/word/2012/wordml" xmlns:w16cex="http://schemas.microsoft.com/office/word/2018/wordml/cex" xmlns:w16cid="http://schemas.microsoft.com/office/word/2016/wordml/cid" xmlns:w16="http://schemas.microsoft.com/office/word/2018/wordml" xmlns:w16du="http://schemas.microsoft.com/office/word/2023/wordml/word16du" xmlns:w16sdtdh="http://schemas.microsoft.com/office/word/2020/wordml/sdtdatahash" xmlns:w16sdtfl="http://schemas.microsoft.com/office/word/2024/wordml/sdtformatlock" xmlns:w16se="http://schemas.microsoft.com/office/word/2015/wordml/symex" xmlns:wpg="http://schemas.microsoft.com/office/word/2010/wordprocessingGroup" xmlns:wpi="http://schemas.microsoft.com/office/word/2010/wordprocessingInk" xmlns:wne="http://schemas.microsoft.com/office/word/2006/wordml" xmlns:wps="http://schemas.microsoft.com/office/word/2010/wordprocessingShape" mc:Ignorable="w14 w15 w16se w16cid w16 w16cex w16sdtdh w16sdtfl w16du wp14">
   <w:endnote w:type="separator" w:id="-1">
     <w:p>
       <w:pPr>
@@ -654,7 +737,7 @@
 </file>
 
 <file path=word/footer1.xml><?xml version="1.0" encoding="utf-8"?>
-<w:ftr xmlns:wpc="http://schemas.microsoft.com/office/word/2010/wordprocessingCanvas" xmlns:mc="http://schemas.openxmlformats.org/markup-compatibility/2006" xmlns:o="urn:schemas-microsoft-com:office:office" xmlns:r="http://schemas.openxmlformats.org/officeDocument/2006/relationships" xmlns:m="http://schemas.openxmlformats.org/officeDocument/2006/math" xmlns:v="urn:schemas-microsoft-com:vml" xmlns:wp14="http://schemas.microsoft.com/office/word/2010/wordprocessingDrawing" xmlns:wp="http://schemas.openxmlformats.org/drawingml/2006/wordprocessingDrawing" xmlns:w10="urn:schemas-microsoft-com:office:word" xmlns:w="http://schemas.openxmlformats.org/wordprocessingml/2006/main" xmlns:w14="http://schemas.microsoft.com/office/word/2010/wordml" xmlns:wpg="http://schemas.microsoft.com/office/word/2010/wordprocessingGroup" xmlns:wpi="http://schemas.microsoft.com/office/word/2010/wordprocessingInk" xmlns:wne="http://schemas.microsoft.com/office/word/2006/wordml" xmlns:wps="http://schemas.microsoft.com/office/word/2010/wordprocessingShape" mc:Ignorable="w14 wp14">
+<w:ftr xmlns:wpc="http://schemas.microsoft.com/office/word/2010/wordprocessingCanvas" xmlns:cx="http://schemas.microsoft.com/office/drawing/2014/chartex" xmlns:cx1="http://schemas.microsoft.com/office/drawing/2015/9/8/chartex" xmlns:cx2="http://schemas.microsoft.com/office/drawing/2015/10/21/chartex" xmlns:cx3="http://schemas.microsoft.com/office/drawing/2016/5/9/chartex" xmlns:cx4="http://schemas.microsoft.com/office/drawing/2016/5/10/chartex" xmlns:cx5="http://schemas.microsoft.com/office/drawing/2016/5/11/chartex" xmlns:cx6="http://schemas.microsoft.com/office/drawing/2016/5/12/chartex" xmlns:cx7="http://schemas.microsoft.com/office/drawing/2016/5/13/chartex" xmlns:cx8="http://schemas.microsoft.com/office/drawing/2016/5/14/chartex" xmlns:mc="http://schemas.openxmlformats.org/markup-compatibility/2006" xmlns:aink="http://schemas.microsoft.com/office/drawing/2016/ink" xmlns:am3d="http://schemas.microsoft.com/office/drawing/2017/model3d" xmlns:o="urn:schemas-microsoft-com:office:office" xmlns:oel="http://schemas.microsoft.com/office/2019/extlst" xmlns:r="http://schemas.openxmlformats.org/officeDocument/2006/relationships" xmlns:m="http://schemas.openxmlformats.org/officeDocument/2006/math" xmlns:v="urn:schemas-microsoft-com:vml" xmlns:wp14="http://schemas.microsoft.com/office/word/2010/wordprocessingDrawing" xmlns:wp="http://schemas.openxmlformats.org/drawingml/2006/wordprocessingDrawing" xmlns:w10="urn:schemas-microsoft-com:office:word" xmlns:w="http://schemas.openxmlformats.org/wordprocessingml/2006/main" xmlns:w14="http://schemas.microsoft.com/office/word/2010/wordml" xmlns:w15="http://schemas.microsoft.com/office/word/2012/wordml" xmlns:w16cex="http://schemas.microsoft.com/office/word/2018/wordml/cex" xmlns:w16cid="http://schemas.microsoft.com/office/word/2016/wordml/cid" xmlns:w16="http://schemas.microsoft.com/office/word/2018/wordml" xmlns:w16du="http://schemas.microsoft.com/office/word/2023/wordml/word16du" xmlns:w16sdtdh="http://schemas.microsoft.com/office/word/2020/wordml/sdtdatahash" xmlns:w16sdtfl="http://schemas.microsoft.com/office/word/2024/wordml/sdtformatlock" xmlns:w16se="http://schemas.microsoft.com/office/word/2015/wordml/symex" xmlns:wpg="http://schemas.microsoft.com/office/word/2010/wordprocessingGroup" xmlns:wpi="http://schemas.microsoft.com/office/word/2010/wordprocessingInk" xmlns:wne="http://schemas.microsoft.com/office/word/2006/wordml" xmlns:wps="http://schemas.microsoft.com/office/word/2010/wordprocessingShape" mc:Ignorable="w14 w15 w16se w16cid w16 w16cex w16sdtdh w16sdtfl w16du wp14">
   <w:p>
     <w:pPr>
       <w:pBdr>
@@ -678,7 +761,7 @@
 </file>
 
 <file path=word/footer2.xml><?xml version="1.0" encoding="utf-8"?>
-<w:ftr xmlns:wpc="http://schemas.microsoft.com/office/word/2010/wordprocessingCanvas" xmlns:mc="http://schemas.openxmlformats.org/markup-compatibility/2006" xmlns:o="urn:schemas-microsoft-com:office:office" xmlns:r="http://schemas.openxmlformats.org/officeDocument/2006/relationships" xmlns:m="http://schemas.openxmlformats.org/officeDocument/2006/math" xmlns:v="urn:schemas-microsoft-com:vml" xmlns:wp14="http://schemas.microsoft.com/office/word/2010/wordprocessingDrawing" xmlns:wp="http://schemas.openxmlformats.org/drawingml/2006/wordprocessingDrawing" xmlns:w10="urn:schemas-microsoft-com:office:word" xmlns:w="http://schemas.openxmlformats.org/wordprocessingml/2006/main" xmlns:w14="http://schemas.microsoft.com/office/word/2010/wordml" xmlns:wpg="http://schemas.microsoft.com/office/word/2010/wordprocessingGroup" xmlns:wpi="http://schemas.microsoft.com/office/word/2010/wordprocessingInk" xmlns:wne="http://schemas.microsoft.com/office/word/2006/wordml" xmlns:wps="http://schemas.microsoft.com/office/word/2010/wordprocessingShape" mc:Ignorable="w14 wp14">
+<w:ftr xmlns:wpc="http://schemas.microsoft.com/office/word/2010/wordprocessingCanvas" xmlns:cx="http://schemas.microsoft.com/office/drawing/2014/chartex" xmlns:cx1="http://schemas.microsoft.com/office/drawing/2015/9/8/chartex" xmlns:cx2="http://schemas.microsoft.com/office/drawing/2015/10/21/chartex" xmlns:cx3="http://schemas.microsoft.com/office/drawing/2016/5/9/chartex" xmlns:cx4="http://schemas.microsoft.com/office/drawing/2016/5/10/chartex" xmlns:cx5="http://schemas.microsoft.com/office/drawing/2016/5/11/chartex" xmlns:cx6="http://schemas.microsoft.com/office/drawing/2016/5/12/chartex" xmlns:cx7="http://schemas.microsoft.com/office/drawing/2016/5/13/chartex" xmlns:cx8="http://schemas.microsoft.com/office/drawing/2016/5/14/chartex" xmlns:mc="http://schemas.openxmlformats.org/markup-compatibility/2006" xmlns:aink="http://schemas.microsoft.com/office/drawing/2016/ink" xmlns:am3d="http://schemas.microsoft.com/office/drawing/2017/model3d" xmlns:o="urn:schemas-microsoft-com:office:office" xmlns:oel="http://schemas.microsoft.com/office/2019/extlst" xmlns:r="http://schemas.openxmlformats.org/officeDocument/2006/relationships" xmlns:m="http://schemas.openxmlformats.org/officeDocument/2006/math" xmlns:v="urn:schemas-microsoft-com:vml" xmlns:wp14="http://schemas.microsoft.com/office/word/2010/wordprocessingDrawing" xmlns:wp="http://schemas.openxmlformats.org/drawingml/2006/wordprocessingDrawing" xmlns:w10="urn:schemas-microsoft-com:office:word" xmlns:w="http://schemas.openxmlformats.org/wordprocessingml/2006/main" xmlns:w14="http://schemas.microsoft.com/office/word/2010/wordml" xmlns:w15="http://schemas.microsoft.com/office/word/2012/wordml" xmlns:w16cex="http://schemas.microsoft.com/office/word/2018/wordml/cex" xmlns:w16cid="http://schemas.microsoft.com/office/word/2016/wordml/cid" xmlns:w16="http://schemas.microsoft.com/office/word/2018/wordml" xmlns:w16du="http://schemas.microsoft.com/office/word/2023/wordml/word16du" xmlns:w16sdtdh="http://schemas.microsoft.com/office/word/2020/wordml/sdtdatahash" xmlns:w16sdtfl="http://schemas.microsoft.com/office/word/2024/wordml/sdtformatlock" xmlns:w16se="http://schemas.microsoft.com/office/word/2015/wordml/symex" xmlns:wpg="http://schemas.microsoft.com/office/word/2010/wordprocessingGroup" xmlns:wpi="http://schemas.microsoft.com/office/word/2010/wordprocessingInk" xmlns:wne="http://schemas.microsoft.com/office/word/2006/wordml" xmlns:wps="http://schemas.microsoft.com/office/word/2010/wordprocessingShape" mc:Ignorable="w14 w15 w16se w16cid w16 w16cex w16sdtdh w16sdtfl w16du wp14">
   <w:p>
     <w:pPr>
       <w:pBdr>
@@ -703,7 +786,7 @@
 </file>
 
 <file path=word/footer3.xml><?xml version="1.0" encoding="utf-8"?>
-<w:ftr xmlns:wpc="http://schemas.microsoft.com/office/word/2010/wordprocessingCanvas" xmlns:mc="http://schemas.openxmlformats.org/markup-compatibility/2006" xmlns:o="urn:schemas-microsoft-com:office:office" xmlns:r="http://schemas.openxmlformats.org/officeDocument/2006/relationships" xmlns:m="http://schemas.openxmlformats.org/officeDocument/2006/math" xmlns:v="urn:schemas-microsoft-com:vml" xmlns:wp14="http://schemas.microsoft.com/office/word/2010/wordprocessingDrawing" xmlns:wp="http://schemas.openxmlformats.org/drawingml/2006/wordprocessingDrawing" xmlns:w10="urn:schemas-microsoft-com:office:word" xmlns:w="http://schemas.openxmlformats.org/wordprocessingml/2006/main" xmlns:w14="http://schemas.microsoft.com/office/word/2010/wordml" xmlns:wpg="http://schemas.microsoft.com/office/word/2010/wordprocessingGroup" xmlns:wpi="http://schemas.microsoft.com/office/word/2010/wordprocessingInk" xmlns:wne="http://schemas.microsoft.com/office/word/2006/wordml" xmlns:wps="http://schemas.microsoft.com/office/word/2010/wordprocessingShape" mc:Ignorable="w14 wp14">
+<w:ftr xmlns:wpc="http://schemas.microsoft.com/office/word/2010/wordprocessingCanvas" xmlns:cx="http://schemas.microsoft.com/office/drawing/2014/chartex" xmlns:cx1="http://schemas.microsoft.com/office/drawing/2015/9/8/chartex" xmlns:cx2="http://schemas.microsoft.com/office/drawing/2015/10/21/chartex" xmlns:cx3="http://schemas.microsoft.com/office/drawing/2016/5/9/chartex" xmlns:cx4="http://schemas.microsoft.com/office/drawing/2016/5/10/chartex" xmlns:cx5="http://schemas.microsoft.com/office/drawing/2016/5/11/chartex" xmlns:cx6="http://schemas.microsoft.com/office/drawing/2016/5/12/chartex" xmlns:cx7="http://schemas.microsoft.com/office/drawing/2016/5/13/chartex" xmlns:cx8="http://schemas.microsoft.com/office/drawing/2016/5/14/chartex" xmlns:mc="http://schemas.openxmlformats.org/markup-compatibility/2006" xmlns:aink="http://schemas.microsoft.com/office/drawing/2016/ink" xmlns:am3d="http://schemas.microsoft.com/office/drawing/2017/model3d" xmlns:o="urn:schemas-microsoft-com:office:office" xmlns:oel="http://schemas.microsoft.com/office/2019/extlst" xmlns:r="http://schemas.openxmlformats.org/officeDocument/2006/relationships" xmlns:m="http://schemas.openxmlformats.org/officeDocument/2006/math" xmlns:v="urn:schemas-microsoft-com:vml" xmlns:wp14="http://schemas.microsoft.com/office/word/2010/wordprocessingDrawing" xmlns:wp="http://schemas.openxmlformats.org/drawingml/2006/wordprocessingDrawing" xmlns:w10="urn:schemas-microsoft-com:office:word" xmlns:w="http://schemas.openxmlformats.org/wordprocessingml/2006/main" xmlns:w14="http://schemas.microsoft.com/office/word/2010/wordml" xmlns:w15="http://schemas.microsoft.com/office/word/2012/wordml" xmlns:w16cex="http://schemas.microsoft.com/office/word/2018/wordml/cex" xmlns:w16cid="http://schemas.microsoft.com/office/word/2016/wordml/cid" xmlns:w16="http://schemas.microsoft.com/office/word/2018/wordml" xmlns:w16du="http://schemas.microsoft.com/office/word/2023/wordml/word16du" xmlns:w16sdtdh="http://schemas.microsoft.com/office/word/2020/wordml/sdtdatahash" xmlns:w16sdtfl="http://schemas.microsoft.com/office/word/2024/wordml/sdtformatlock" xmlns:w16se="http://schemas.microsoft.com/office/word/2015/wordml/symex" xmlns:wpg="http://schemas.microsoft.com/office/word/2010/wordprocessingGroup" xmlns:wpi="http://schemas.microsoft.com/office/word/2010/wordprocessingInk" xmlns:wne="http://schemas.microsoft.com/office/word/2006/wordml" xmlns:wps="http://schemas.microsoft.com/office/word/2010/wordprocessingShape" mc:Ignorable="w14 w15 w16se w16cid w16 w16cex w16sdtdh w16sdtfl w16du wp14">
   <w:p>
     <w:pPr>
       <w:pBdr>
@@ -727,7 +810,7 @@
 </file>
 
 <file path=word/footnotes.xml><?xml version="1.0" encoding="utf-8"?>
-<w:footnotes xmlns:wpc="http://schemas.microsoft.com/office/word/2010/wordprocessingCanvas" xmlns:mc="http://schemas.openxmlformats.org/markup-compatibility/2006" xmlns:o="urn:schemas-microsoft-com:office:office" xmlns:r="http://schemas.openxmlformats.org/officeDocument/2006/relationships" xmlns:m="http://schemas.openxmlformats.org/officeDocument/2006/math" xmlns:v="urn:schemas-microsoft-com:vml" xmlns:wp14="http://schemas.microsoft.com/office/word/2010/wordprocessingDrawing" xmlns:wp="http://schemas.openxmlformats.org/drawingml/2006/wordprocessingDrawing" xmlns:w10="urn:schemas-microsoft-com:office:word" xmlns:w="http://schemas.openxmlformats.org/wordprocessingml/2006/main" xmlns:w14="http://schemas.microsoft.com/office/word/2010/wordml" xmlns:wpg="http://schemas.microsoft.com/office/word/2010/wordprocessingGroup" xmlns:wpi="http://schemas.microsoft.com/office/word/2010/wordprocessingInk" xmlns:wne="http://schemas.microsoft.com/office/word/2006/wordml" xmlns:wps="http://schemas.microsoft.com/office/word/2010/wordprocessingShape" mc:Ignorable="w14 wp14">
+<w:footnotes xmlns:wpc="http://schemas.microsoft.com/office/word/2010/wordprocessingCanvas" xmlns:cx="http://schemas.microsoft.com/office/drawing/2014/chartex" xmlns:cx1="http://schemas.microsoft.com/office/drawing/2015/9/8/chartex" xmlns:cx2="http://schemas.microsoft.com/office/drawing/2015/10/21/chartex" xmlns:cx3="http://schemas.microsoft.com/office/drawing/2016/5/9/chartex" xmlns:cx4="http://schemas.microsoft.com/office/drawing/2016/5/10/chartex" xmlns:cx5="http://schemas.microsoft.com/office/drawing/2016/5/11/chartex" xmlns:cx6="http://schemas.microsoft.com/office/drawing/2016/5/12/chartex" xmlns:cx7="http://schemas.microsoft.com/office/drawing/2016/5/13/chartex" xmlns:cx8="http://schemas.microsoft.com/office/drawing/2016/5/14/chartex" xmlns:mc="http://schemas.openxmlformats.org/markup-compatibility/2006" xmlns:aink="http://schemas.microsoft.com/office/drawing/2016/ink" xmlns:am3d="http://schemas.microsoft.com/office/drawing/2017/model3d" xmlns:o="urn:schemas-microsoft-com:office:office" xmlns:oel="http://schemas.microsoft.com/office/2019/extlst" xmlns:r="http://schemas.openxmlformats.org/officeDocument/2006/relationships" xmlns:m="http://schemas.openxmlformats.org/officeDocument/2006/math" xmlns:v="urn:schemas-microsoft-com:vml" xmlns:wp14="http://schemas.microsoft.com/office/word/2010/wordprocessingDrawing" xmlns:wp="http://schemas.openxmlformats.org/drawingml/2006/wordprocessingDrawing" xmlns:w10="urn:schemas-microsoft-com:office:word" xmlns:w="http://schemas.openxmlformats.org/wordprocessingml/2006/main" xmlns:w14="http://schemas.microsoft.com/office/word/2010/wordml" xmlns:w15="http://schemas.microsoft.com/office/word/2012/wordml" xmlns:w16cex="http://schemas.microsoft.com/office/word/2018/wordml/cex" xmlns:w16cid="http://schemas.microsoft.com/office/word/2016/wordml/cid" xmlns:w16="http://schemas.microsoft.com/office/word/2018/wordml" xmlns:w16du="http://schemas.microsoft.com/office/word/2023/wordml/word16du" xmlns:w16sdtdh="http://schemas.microsoft.com/office/word/2020/wordml/sdtdatahash" xmlns:w16sdtfl="http://schemas.microsoft.com/office/word/2024/wordml/sdtformatlock" xmlns:w16se="http://schemas.microsoft.com/office/word/2015/wordml/symex" xmlns:wpg="http://schemas.microsoft.com/office/word/2010/wordprocessingGroup" xmlns:wpi="http://schemas.microsoft.com/office/word/2010/wordprocessingInk" xmlns:wne="http://schemas.microsoft.com/office/word/2006/wordml" xmlns:wps="http://schemas.microsoft.com/office/word/2010/wordprocessingShape" mc:Ignorable="w14 w15 w16se w16cid w16 w16cex w16sdtdh w16sdtfl w16du wp14">
   <w:footnote w:type="separator" w:id="-1">
     <w:p>
       <w:pPr>
@@ -752,7 +835,7 @@
 </file>
 
 <file path=word/header1.xml><?xml version="1.0" encoding="utf-8"?>
-<w:hdr xmlns:wpc="http://schemas.microsoft.com/office/word/2010/wordprocessingCanvas" xmlns:mc="http://schemas.openxmlformats.org/markup-compatibility/2006" xmlns:o="urn:schemas-microsoft-com:office:office" xmlns:r="http://schemas.openxmlformats.org/officeDocument/2006/relationships" xmlns:m="http://schemas.openxmlformats.org/officeDocument/2006/math" xmlns:v="urn:schemas-microsoft-com:vml" xmlns:wp14="http://schemas.microsoft.com/office/word/2010/wordprocessingDrawing" xmlns:wp="http://schemas.openxmlformats.org/drawingml/2006/wordprocessingDrawing" xmlns:w10="urn:schemas-microsoft-com:office:word" xmlns:w="http://schemas.openxmlformats.org/wordprocessingml/2006/main" xmlns:w14="http://schemas.microsoft.com/office/word/2010/wordml" xmlns:wpg="http://schemas.microsoft.com/office/word/2010/wordprocessingGroup" xmlns:wpi="http://schemas.microsoft.com/office/word/2010/wordprocessingInk" xmlns:wne="http://schemas.microsoft.com/office/word/2006/wordml" xmlns:wps="http://schemas.microsoft.com/office/word/2010/wordprocessingShape" mc:Ignorable="w14 wp14">
+<w:hdr xmlns:wpc="http://schemas.microsoft.com/office/word/2010/wordprocessingCanvas" xmlns:cx="http://schemas.microsoft.com/office/drawing/2014/chartex" xmlns:cx1="http://schemas.microsoft.com/office/drawing/2015/9/8/chartex" xmlns:cx2="http://schemas.microsoft.com/office/drawing/2015/10/21/chartex" xmlns:cx3="http://schemas.microsoft.com/office/drawing/2016/5/9/chartex" xmlns:cx4="http://schemas.microsoft.com/office/drawing/2016/5/10/chartex" xmlns:cx5="http://schemas.microsoft.com/office/drawing/2016/5/11/chartex" xmlns:cx6="http://schemas.microsoft.com/office/drawing/2016/5/12/chartex" xmlns:cx7="http://schemas.microsoft.com/office/drawing/2016/5/13/chartex" xmlns:cx8="http://schemas.microsoft.com/office/drawing/2016/5/14/chartex" xmlns:mc="http://schemas.openxmlformats.org/markup-compatibility/2006" xmlns:aink="http://schemas.microsoft.com/office/drawing/2016/ink" xmlns:am3d="http://schemas.microsoft.com/office/drawing/2017/model3d" xmlns:o="urn:schemas-microsoft-com:office:office" xmlns:oel="http://schemas.microsoft.com/office/2019/extlst" xmlns:r="http://schemas.openxmlformats.org/officeDocument/2006/relationships" xmlns:m="http://schemas.openxmlformats.org/officeDocument/2006/math" xmlns:v="urn:schemas-microsoft-com:vml" xmlns:wp14="http://schemas.microsoft.com/office/word/2010/wordprocessingDrawing" xmlns:wp="http://schemas.openxmlformats.org/drawingml/2006/wordprocessingDrawing" xmlns:w10="urn:schemas-microsoft-com:office:word" xmlns:w="http://schemas.openxmlformats.org/wordprocessingml/2006/main" xmlns:w14="http://schemas.microsoft.com/office/word/2010/wordml" xmlns:w15="http://schemas.microsoft.com/office/word/2012/wordml" xmlns:w16cex="http://schemas.microsoft.com/office/word/2018/wordml/cex" xmlns:w16cid="http://schemas.microsoft.com/office/word/2016/wordml/cid" xmlns:w16="http://schemas.microsoft.com/office/word/2018/wordml" xmlns:w16du="http://schemas.microsoft.com/office/word/2023/wordml/word16du" xmlns:w16sdtdh="http://schemas.microsoft.com/office/word/2020/wordml/sdtdatahash" xmlns:w16sdtfl="http://schemas.microsoft.com/office/word/2024/wordml/sdtformatlock" xmlns:w16se="http://schemas.microsoft.com/office/word/2015/wordml/symex" xmlns:wpg="http://schemas.microsoft.com/office/word/2010/wordprocessingGroup" xmlns:wpi="http://schemas.microsoft.com/office/word/2010/wordprocessingInk" xmlns:wne="http://schemas.microsoft.com/office/word/2006/wordml" xmlns:wps="http://schemas.microsoft.com/office/word/2010/wordprocessingShape" mc:Ignorable="w14 w15 w16se w16cid w16 w16cex w16sdtdh w16sdtfl w16du wp14">
   <w:p>
     <w:pPr>
       <w:pBdr>
@@ -776,7 +859,7 @@
 </file>
 
 <file path=word/header2.xml><?xml version="1.0" encoding="utf-8"?>
-<w:hdr xmlns:wpc="http://schemas.microsoft.com/office/word/2010/wordprocessingCanvas" xmlns:mc="http://schemas.openxmlformats.org/markup-compatibility/2006" xmlns:o="urn:schemas-microsoft-com:office:office" xmlns:r="http://schemas.openxmlformats.org/officeDocument/2006/relationships" xmlns:m="http://schemas.openxmlformats.org/officeDocument/2006/math" xmlns:v="urn:schemas-microsoft-com:vml" xmlns:wp14="http://schemas.microsoft.com/office/word/2010/wordprocessingDrawing" xmlns:wp="http://schemas.openxmlformats.org/drawingml/2006/wordprocessingDrawing" xmlns:w10="urn:schemas-microsoft-com:office:word" xmlns:w="http://schemas.openxmlformats.org/wordprocessingml/2006/main" xmlns:w14="http://schemas.microsoft.com/office/word/2010/wordml" xmlns:wpg="http://schemas.microsoft.com/office/word/2010/wordprocessingGroup" xmlns:wpi="http://schemas.microsoft.com/office/word/2010/wordprocessingInk" xmlns:wne="http://schemas.microsoft.com/office/word/2006/wordml" xmlns:wps="http://schemas.microsoft.com/office/word/2010/wordprocessingShape" mc:Ignorable="w14 wp14">
+<w:hdr xmlns:wpc="http://schemas.microsoft.com/office/word/2010/wordprocessingCanvas" xmlns:cx="http://schemas.microsoft.com/office/drawing/2014/chartex" xmlns:cx1="http://schemas.microsoft.com/office/drawing/2015/9/8/chartex" xmlns:cx2="http://schemas.microsoft.com/office/drawing/2015/10/21/chartex" xmlns:cx3="http://schemas.microsoft.com/office/drawing/2016/5/9/chartex" xmlns:cx4="http://schemas.microsoft.com/office/drawing/2016/5/10/chartex" xmlns:cx5="http://schemas.microsoft.com/office/drawing/2016/5/11/chartex" xmlns:cx6="http://schemas.microsoft.com/office/drawing/2016/5/12/chartex" xmlns:cx7="http://schemas.microsoft.com/office/drawing/2016/5/13/chartex" xmlns:cx8="http://schemas.microsoft.com/office/drawing/2016/5/14/chartex" xmlns:mc="http://schemas.openxmlformats.org/markup-compatibility/2006" xmlns:aink="http://schemas.microsoft.com/office/drawing/2016/ink" xmlns:am3d="http://schemas.microsoft.com/office/drawing/2017/model3d" xmlns:o="urn:schemas-microsoft-com:office:office" xmlns:oel="http://schemas.microsoft.com/office/2019/extlst" xmlns:r="http://schemas.openxmlformats.org/officeDocument/2006/relationships" xmlns:m="http://schemas.openxmlformats.org/officeDocument/2006/math" xmlns:v="urn:schemas-microsoft-com:vml" xmlns:wp14="http://schemas.microsoft.com/office/word/2010/wordprocessingDrawing" xmlns:wp="http://schemas.openxmlformats.org/drawingml/2006/wordprocessingDrawing" xmlns:w10="urn:schemas-microsoft-com:office:word" xmlns:w="http://schemas.openxmlformats.org/wordprocessingml/2006/main" xmlns:w14="http://schemas.microsoft.com/office/word/2010/wordml" xmlns:w15="http://schemas.microsoft.com/office/word/2012/wordml" xmlns:w16cex="http://schemas.microsoft.com/office/word/2018/wordml/cex" xmlns:w16cid="http://schemas.microsoft.com/office/word/2016/wordml/cid" xmlns:w16="http://schemas.microsoft.com/office/word/2018/wordml" xmlns:w16du="http://schemas.microsoft.com/office/word/2023/wordml/word16du" xmlns:w16sdtdh="http://schemas.microsoft.com/office/word/2020/wordml/sdtdatahash" xmlns:w16sdtfl="http://schemas.microsoft.com/office/word/2024/wordml/sdtformatlock" xmlns:w16se="http://schemas.microsoft.com/office/word/2015/wordml/symex" xmlns:wpg="http://schemas.microsoft.com/office/word/2010/wordprocessingGroup" xmlns:wpi="http://schemas.microsoft.com/office/word/2010/wordprocessingInk" xmlns:wne="http://schemas.microsoft.com/office/word/2006/wordml" xmlns:wps="http://schemas.microsoft.com/office/word/2010/wordprocessingShape" mc:Ignorable="w14 w15 w16se w16cid w16 w16cex w16sdtdh w16sdtfl w16du wp14">
   <w:p>
     <w:pPr>
       <w:pBdr>
@@ -830,7 +913,7 @@
           </v:handles>
           <o:lock v:ext="edit" text="t" shapetype="t"/>
         </v:shapetype>
-        <v:shape id="PowerPlusWaterMarkObject1037419111" o:spid="_x0000_s2049" type="#_x0000_t136" style="position:absolute;left:0;text-align:left;margin-left:0;margin-top:0;width:548.8pt;height:36.55pt;rotation:315;z-index:-251657216;visibility:visible;mso-position-horizontal:center;mso-position-horizontal-relative:margin;mso-position-vertical:center;mso-position-vertical-relative:margin" o:allowincell="f" fillcolor="#7f7f7f" stroked="f">
+        <v:shape id="PowerPlusWaterMarkObject1037419111" o:spid="_x0000_s1025" type="#_x0000_t136" style="position:absolute;left:0;text-align:left;margin-left:0;margin-top:0;width:548.8pt;height:36.55pt;rotation:315;z-index:-251657216;visibility:visible;mso-position-horizontal:center;mso-position-horizontal-relative:margin;mso-position-vertical:center;mso-position-vertical-relative:margin" o:allowincell="f" fillcolor="#7f7f7f" stroked="f">
           <v:textpath style="font-family:&quot;&amp;quot&quot;;font-size:1pt" string="Camera Ready Copy_ YSCMR2025"/>
           <w10:wrap anchorx="margin" anchory="margin"/>
         </v:shape>
@@ -968,7 +1051,7 @@
         <w:sz w:val="16"/>
         <w:szCs w:val="16"/>
       </w:rPr>
-      <w:t>5</w:t>
+      <w:t>6</w:t>
     </w:r>
   </w:p>
   <w:p>
@@ -1060,7 +1143,7 @@
         </mc:Choice>
         <mc:Fallback>
           <w:pict>
-            <v:rect id="Rectangle 30" o:spid="_x0000_s1026" style="position:absolute;left:0;text-align:left;margin-left:375pt;margin-top:0;width:48pt;height:18.1pt;z-index:251657728;visibility:visible;mso-wrap-style:square;mso-wrap-distance-left:9pt;mso-wrap-distance-top:0;mso-wrap-distance-right:9pt;mso-wrap-distance-bottom:0;mso-position-horizontal:absolute;mso-position-horizontal-relative:text;mso-position-vertical:absolute;mso-position-vertical-relative:text;v-text-anchor:top" o:gfxdata="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" filled="f" stroked="f">
+            <v:rect w14:anchorId="4CD9BE0F" id="Rectangle 30" o:spid="_x0000_s1026" style="position:absolute;left:0;text-align:left;margin-left:375pt;margin-top:0;width:48pt;height:18.1pt;z-index:251657216;visibility:visible;mso-wrap-style:square;mso-wrap-distance-left:9pt;mso-wrap-distance-top:0;mso-wrap-distance-right:9pt;mso-wrap-distance-bottom:0;mso-position-horizontal:absolute;mso-position-horizontal-relative:text;mso-position-vertical:absolute;mso-position-vertical-relative:text;v-text-anchor:top" o:gfxdata="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" filled="f" stroked="f">
               <v:textbox inset="2.53958mm,1.2694mm,2.53958mm,1.2694mm">
                 <w:txbxContent>
                   <w:p>
@@ -1105,7 +1188,16 @@
         <w:sz w:val="16"/>
         <w:szCs w:val="16"/>
       </w:rPr>
-      <w:t>27</w:t>
+      <w:t>2</w:t>
+    </w:r>
+    <w:r>
+      <w:rPr>
+        <w:i/>
+        <w:color w:val="000000"/>
+        <w:sz w:val="16"/>
+        <w:szCs w:val="16"/>
+      </w:rPr>
+      <w:t>6</w:t>
     </w:r>
     <w:r>
       <w:rPr>
@@ -1134,7 +1226,16 @@
         <w:sz w:val="16"/>
         <w:szCs w:val="16"/>
       </w:rPr>
-      <w:t>of November 2025</w:t>
+      <w:t>of November 202</w:t>
+    </w:r>
+    <w:r>
+      <w:rPr>
+        <w:i/>
+        <w:color w:val="000000"/>
+        <w:sz w:val="16"/>
+        <w:szCs w:val="16"/>
+      </w:rPr>
+      <w:t>6</w:t>
     </w:r>
   </w:p>
   <w:p>
@@ -1222,7 +1323,7 @@
         </mc:Choice>
         <mc:Fallback>
           <w:pict>
-            <v:line id="Straight Connector 1" o:spid="_x0000_s1026" style="position:absolute;z-index:251660800;visibility:visible;mso-wrap-style:square;mso-width-percent:0;mso-height-percent:0;mso-wrap-distance-left:9pt;mso-wrap-distance-top:0;mso-wrap-distance-right:9pt;mso-wrap-distance-bottom:0;mso-position-horizontal:absolute;mso-position-horizontal-relative:page;mso-position-vertical:absolute;mso-position-vertical-relative:text;mso-width-percent:0;mso-height-percent:0;mso-width-relative:margin;mso-height-relative:margin" from="1.15pt,6.95pt" to="598.95pt,8.6pt" o:gfxdata="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" strokecolor="black [3200]" strokeweight="1.5pt">
+            <v:line w14:anchorId="6B0C2C33" id="Straight Connector 1" o:spid="_x0000_s1026" style="position:absolute;z-index:251658240;visibility:visible;mso-wrap-style:square;mso-width-percent:0;mso-height-percent:0;mso-wrap-distance-left:9pt;mso-wrap-distance-top:0;mso-wrap-distance-right:9pt;mso-wrap-distance-bottom:0;mso-position-horizontal:absolute;mso-position-horizontal-relative:page;mso-position-vertical:absolute;mso-position-vertical-relative:text;mso-width-percent:0;mso-height-percent:0;mso-width-relative:margin;mso-height-relative:margin" from="1.15pt,6.95pt" to="598.95pt,8.6pt" o:gfxdata="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" strokecolor="black [3200]" strokeweight="1.5pt">
               <v:stroke joinstyle="miter"/>
               <w10:wrap anchorx="page"/>
             </v:line>
@@ -1235,7 +1336,7 @@
 </file>
 
 <file path=word/header3.xml><?xml version="1.0" encoding="utf-8"?>
-<w:hdr xmlns:wpc="http://schemas.microsoft.com/office/word/2010/wordprocessingCanvas" xmlns:mc="http://schemas.openxmlformats.org/markup-compatibility/2006" xmlns:o="urn:schemas-microsoft-com:office:office" xmlns:r="http://schemas.openxmlformats.org/officeDocument/2006/relationships" xmlns:m="http://schemas.openxmlformats.org/officeDocument/2006/math" xmlns:v="urn:schemas-microsoft-com:vml" xmlns:wp14="http://schemas.microsoft.com/office/word/2010/wordprocessingDrawing" xmlns:wp="http://schemas.openxmlformats.org/drawingml/2006/wordprocessingDrawing" xmlns:w10="urn:schemas-microsoft-com:office:word" xmlns:w="http://schemas.openxmlformats.org/wordprocessingml/2006/main" xmlns:w14="http://schemas.microsoft.com/office/word/2010/wordml" xmlns:wpg="http://schemas.microsoft.com/office/word/2010/wordprocessingGroup" xmlns:wpi="http://schemas.microsoft.com/office/word/2010/wordprocessingInk" xmlns:wne="http://schemas.microsoft.com/office/word/2006/wordml" xmlns:wps="http://schemas.microsoft.com/office/word/2010/wordprocessingShape" mc:Ignorable="w14 wp14">
+<w:hdr xmlns:wpc="http://schemas.microsoft.com/office/word/2010/wordprocessingCanvas" xmlns:cx="http://schemas.microsoft.com/office/drawing/2014/chartex" xmlns:cx1="http://schemas.microsoft.com/office/drawing/2015/9/8/chartex" xmlns:cx2="http://schemas.microsoft.com/office/drawing/2015/10/21/chartex" xmlns:cx3="http://schemas.microsoft.com/office/drawing/2016/5/9/chartex" xmlns:cx4="http://schemas.microsoft.com/office/drawing/2016/5/10/chartex" xmlns:cx5="http://schemas.microsoft.com/office/drawing/2016/5/11/chartex" xmlns:cx6="http://schemas.microsoft.com/office/drawing/2016/5/12/chartex" xmlns:cx7="http://schemas.microsoft.com/office/drawing/2016/5/13/chartex" xmlns:cx8="http://schemas.microsoft.com/office/drawing/2016/5/14/chartex" xmlns:mc="http://schemas.openxmlformats.org/markup-compatibility/2006" xmlns:aink="http://schemas.microsoft.com/office/drawing/2016/ink" xmlns:am3d="http://schemas.microsoft.com/office/drawing/2017/model3d" xmlns:o="urn:schemas-microsoft-com:office:office" xmlns:oel="http://schemas.microsoft.com/office/2019/extlst" xmlns:r="http://schemas.openxmlformats.org/officeDocument/2006/relationships" xmlns:m="http://schemas.openxmlformats.org/officeDocument/2006/math" xmlns:v="urn:schemas-microsoft-com:vml" xmlns:wp14="http://schemas.microsoft.com/office/word/2010/wordprocessingDrawing" xmlns:wp="http://schemas.openxmlformats.org/drawingml/2006/wordprocessingDrawing" xmlns:w10="urn:schemas-microsoft-com:office:word" xmlns:w="http://schemas.openxmlformats.org/wordprocessingml/2006/main" xmlns:w14="http://schemas.microsoft.com/office/word/2010/wordml" xmlns:w15="http://schemas.microsoft.com/office/word/2012/wordml" xmlns:w16cex="http://schemas.microsoft.com/office/word/2018/wordml/cex" xmlns:w16cid="http://schemas.microsoft.com/office/word/2016/wordml/cid" xmlns:w16="http://schemas.microsoft.com/office/word/2018/wordml" xmlns:w16du="http://schemas.microsoft.com/office/word/2023/wordml/word16du" xmlns:w16sdtdh="http://schemas.microsoft.com/office/word/2020/wordml/sdtdatahash" xmlns:w16sdtfl="http://schemas.microsoft.com/office/word/2024/wordml/sdtformatlock" xmlns:w16se="http://schemas.microsoft.com/office/word/2015/wordml/symex" xmlns:wpg="http://schemas.microsoft.com/office/word/2010/wordprocessingGroup" xmlns:wpi="http://schemas.microsoft.com/office/word/2010/wordprocessingInk" xmlns:wne="http://schemas.microsoft.com/office/word/2006/wordml" xmlns:wps="http://schemas.microsoft.com/office/word/2010/wordprocessingShape" mc:Ignorable="w14 w15 w16se w16cid w16 w16cex w16sdtdh w16sdtfl w16du wp14">
   <w:p>
     <w:pPr>
       <w:pBdr>
@@ -1259,7 +1360,7 @@
 </file>
 
 <file path=word/styles.xml><?xml version="1.0" encoding="utf-8"?>
-<w:styles xmlns:mc="http://schemas.openxmlformats.org/markup-compatibility/2006" xmlns:r="http://schemas.openxmlformats.org/officeDocument/2006/relationships" xmlns:w="http://schemas.openxmlformats.org/wordprocessingml/2006/main" xmlns:w14="http://schemas.microsoft.com/office/word/2010/wordml" mc:Ignorable="w14">
+<w:styles xmlns:mc="http://schemas.openxmlformats.org/markup-compatibility/2006" xmlns:r="http://schemas.openxmlformats.org/officeDocument/2006/relationships" xmlns:w="http://schemas.openxmlformats.org/wordprocessingml/2006/main" xmlns:w14="http://schemas.microsoft.com/office/word/2010/wordml" xmlns:w15="http://schemas.microsoft.com/office/word/2012/wordml" xmlns:w16cex="http://schemas.microsoft.com/office/word/2018/wordml/cex" xmlns:w16cid="http://schemas.microsoft.com/office/word/2016/wordml/cid" xmlns:w16="http://schemas.microsoft.com/office/word/2018/wordml" xmlns:w16du="http://schemas.microsoft.com/office/word/2023/wordml/word16du" xmlns:w16sdtdh="http://schemas.microsoft.com/office/word/2020/wordml/sdtdatahash" xmlns:w16sdtfl="http://schemas.microsoft.com/office/word/2024/wordml/sdtformatlock" xmlns:w16se="http://schemas.microsoft.com/office/word/2015/wordml/symex" mc:Ignorable="w14 w15 w16se w16cid w16 w16cex w16sdtdh w16sdtfl w16du">
   <w:docDefaults>
     <w:rPrDefault>
       <w:rPr>
@@ -1276,144 +1377,383 @@
       </w:pPr>
     </w:pPrDefault>
   </w:docDefaults>
-  <w:latentStyles w:defLockedState="0" w:defUIPriority="99" w:defSemiHidden="1" w:defUnhideWhenUsed="1" w:defQFormat="0" w:count="267">
-    <w:lsdException w:name="Normal" w:semiHidden="0" w:uiPriority="0" w:unhideWhenUsed="0" w:qFormat="1"/>
-    <w:lsdException w:name="heading 1" w:semiHidden="0" w:uiPriority="9" w:unhideWhenUsed="0" w:qFormat="1"/>
-    <w:lsdException w:name="heading 2" w:uiPriority="9" w:qFormat="1"/>
-    <w:lsdException w:name="heading 3" w:uiPriority="9" w:qFormat="1"/>
-    <w:lsdException w:name="heading 4" w:uiPriority="9" w:qFormat="1"/>
-    <w:lsdException w:name="heading 5" w:uiPriority="9" w:qFormat="1"/>
-    <w:lsdException w:name="heading 6" w:uiPriority="9" w:qFormat="1"/>
-    <w:lsdException w:name="heading 7" w:uiPriority="9" w:qFormat="1"/>
-    <w:lsdException w:name="heading 8" w:uiPriority="9" w:qFormat="1"/>
-    <w:lsdException w:name="heading 9" w:uiPriority="9" w:qFormat="1"/>
-    <w:lsdException w:name="toc 1" w:uiPriority="39"/>
-    <w:lsdException w:name="toc 2" w:uiPriority="39"/>
-    <w:lsdException w:name="toc 3" w:uiPriority="39"/>
-    <w:lsdException w:name="toc 4" w:uiPriority="39"/>
-    <w:lsdException w:name="toc 5" w:uiPriority="39"/>
-    <w:lsdException w:name="toc 6" w:uiPriority="39"/>
-    <w:lsdException w:name="toc 7" w:uiPriority="39"/>
-    <w:lsdException w:name="toc 8" w:uiPriority="39"/>
-    <w:lsdException w:name="toc 9" w:uiPriority="39"/>
-    <w:lsdException w:name="caption" w:uiPriority="35" w:qFormat="1"/>
-    <w:lsdException w:name="Title" w:semiHidden="0" w:uiPriority="10" w:unhideWhenUsed="0" w:qFormat="1"/>
-    <w:lsdException w:name="Default Paragraph Font" w:uiPriority="1"/>
-    <w:lsdException w:name="Subtitle" w:semiHidden="0" w:uiPriority="11" w:unhideWhenUsed="0" w:qFormat="1"/>
-    <w:lsdException w:name="Strong" w:semiHidden="0" w:uiPriority="22" w:unhideWhenUsed="0" w:qFormat="1"/>
-    <w:lsdException w:name="Emphasis" w:semiHidden="0" w:uiPriority="20" w:unhideWhenUsed="0" w:qFormat="1"/>
-    <w:lsdException w:name="Table Grid" w:semiHidden="0" w:uiPriority="39" w:unhideWhenUsed="0"/>
-    <w:lsdException w:name="Placeholder Text" w:unhideWhenUsed="0"/>
-    <w:lsdException w:name="No Spacing" w:semiHidden="0" w:uiPriority="1" w:unhideWhenUsed="0" w:qFormat="1"/>
-    <w:lsdException w:name="Light Shading" w:semiHidden="0" w:uiPriority="60" w:unhideWhenUsed="0"/>
-    <w:lsdException w:name="Light List" w:semiHidden="0" w:uiPriority="61" w:unhideWhenUsed="0"/>
-    <w:lsdException w:name="Light Grid" w:semiHidden="0" w:uiPriority="62" w:unhideWhenUsed="0"/>
-    <w:lsdException w:name="Medium Shading 1" w:semiHidden="0" w:uiPriority="63" w:unhideWhenUsed="0"/>
-    <w:lsdException w:name="Medium Shading 2" w:semiHidden="0" w:uiPriority="64" w:unhideWhenUsed="0"/>
-    <w:lsdException w:name="Medium List 1" w:semiHidden="0" w:uiPriority="65" w:unhideWhenUsed="0"/>
-    <w:lsdException w:name="Medium List 2" w:semiHidden="0" w:uiPriority="66" w:unhideWhenUsed="0"/>
-    <w:lsdException w:name="Medium Grid 1" w:semiHidden="0" w:uiPriority="67" w:unhideWhenUsed="0"/>
-    <w:lsdException w:name="Medium Grid 2" w:semiHidden="0" w:uiPriority="68" w:unhideWhenUsed="0"/>
-    <w:lsdException w:name="Medium Grid 3" w:semiHidden="0" w:uiPriority="69" w:unhideWhenUsed="0"/>
-    <w:lsdException w:name="Dark List" w:semiHidden="0" w:uiPriority="70" w:unhideWhenUsed="0"/>
-    <w:lsdException w:name="Colorful Shading" w:semiHidden="0" w:uiPriority="71" w:unhideWhenUsed="0"/>
-    <w:lsdException w:name="Colorful List" w:semiHidden="0" w:uiPriority="72" w:unhideWhenUsed="0"/>
-    <w:lsdException w:name="Colorful Grid" w:semiHidden="0" w:uiPriority="73" w:unhideWhenUsed="0"/>
-    <w:lsdException w:name="Light Shading Accent 1" w:semiHidden="0" w:uiPriority="60" w:unhideWhenUsed="0"/>
-    <w:lsdException w:name="Light List Accent 1" w:semiHidden="0" w:uiPriority="61" w:unhideWhenUsed="0"/>
-    <w:lsdException w:name="Light Grid Accent 1" w:semiHidden="0" w:uiPriority="62" w:unhideWhenUsed="0"/>
-    <w:lsdException w:name="Medium Shading 1 Accent 1" w:semiHidden="0" w:uiPriority="63" w:unhideWhenUsed="0"/>
-    <w:lsdException w:name="Medium Shading 2 Accent 1" w:semiHidden="0" w:uiPriority="64" w:unhideWhenUsed="0"/>
-    <w:lsdException w:name="Medium List 1 Accent 1" w:semiHidden="0" w:uiPriority="65" w:unhideWhenUsed="0"/>
-    <w:lsdException w:name="Revision" w:unhideWhenUsed="0"/>
-    <w:lsdException w:name="List Paragraph" w:semiHidden="0" w:uiPriority="34" w:unhideWhenUsed="0" w:qFormat="1"/>
-    <w:lsdException w:name="Quote" w:semiHidden="0" w:uiPriority="29" w:unhideWhenUsed="0" w:qFormat="1"/>
-    <w:lsdException w:name="Intense Quote" w:semiHidden="0" w:uiPriority="30" w:unhideWhenUsed="0" w:qFormat="1"/>
-    <w:lsdException w:name="Medium List 2 Accent 1" w:semiHidden="0" w:uiPriority="66" w:unhideWhenUsed="0"/>
-    <w:lsdException w:name="Medium Grid 1 Accent 1" w:semiHidden="0" w:uiPriority="67" w:unhideWhenUsed="0"/>
-    <w:lsdException w:name="Medium Grid 2 Accent 1" w:semiHidden="0" w:uiPriority="68" w:unhideWhenUsed="0"/>
-    <w:lsdException w:name="Medium Grid 3 Accent 1" w:semiHidden="0" w:uiPriority="69" w:unhideWhenUsed="0"/>
-    <w:lsdException w:name="Dark List Accent 1" w:semiHidden="0" w:uiPriority="70" w:unhideWhenUsed="0"/>
-    <w:lsdException w:name="Colorful Shading Accent 1" w:semiHidden="0" w:uiPriority="71" w:unhideWhenUsed="0"/>
-    <w:lsdException w:name="Colorful List Accent 1" w:semiHidden="0" w:uiPriority="72" w:unhideWhenUsed="0"/>
-    <w:lsdException w:name="Colorful Grid Accent 1" w:semiHidden="0" w:uiPriority="73" w:unhideWhenUsed="0"/>
-    <w:lsdException w:name="Light Shading Accent 2" w:semiHidden="0" w:uiPriority="60" w:unhideWhenUsed="0"/>
-    <w:lsdException w:name="Light List Accent 2" w:semiHidden="0" w:uiPriority="61" w:unhideWhenUsed="0"/>
-    <w:lsdException w:name="Light Grid Accent 2" w:semiHidden="0" w:uiPriority="62" w:unhideWhenUsed="0"/>
-    <w:lsdException w:name="Medium Shading 1 Accent 2" w:semiHidden="0" w:uiPriority="63" w:unhideWhenUsed="0"/>
-    <w:lsdException w:name="Medium Shading 2 Accent 2" w:semiHidden="0" w:uiPriority="64" w:unhideWhenUsed="0"/>
-    <w:lsdException w:name="Medium List 1 Accent 2" w:semiHidden="0" w:uiPriority="65" w:unhideWhenUsed="0"/>
-    <w:lsdException w:name="Medium List 2 Accent 2" w:semiHidden="0" w:uiPriority="66" w:unhideWhenUsed="0"/>
-    <w:lsdException w:name="Medium Grid 1 Accent 2" w:semiHidden="0" w:uiPriority="67" w:unhideWhenUsed="0"/>
-    <w:lsdException w:name="Medium Grid 2 Accent 2" w:semiHidden="0" w:uiPriority="68" w:unhideWhenUsed="0"/>
-    <w:lsdException w:name="Medium Grid 3 Accent 2" w:semiHidden="0" w:uiPriority="69" w:unhideWhenUsed="0"/>
-    <w:lsdException w:name="Dark List Accent 2" w:semiHidden="0" w:uiPriority="70" w:unhideWhenUsed="0"/>
-    <w:lsdException w:name="Colorful Shading Accent 2" w:semiHidden="0" w:uiPriority="71" w:unhideWhenUsed="0"/>
-    <w:lsdException w:name="Colorful List Accent 2" w:semiHidden="0" w:uiPriority="72" w:unhideWhenUsed="0"/>
-    <w:lsdException w:name="Colorful Grid Accent 2" w:semiHidden="0" w:uiPriority="73" w:unhideWhenUsed="0"/>
-    <w:lsdException w:name="Light Shading Accent 3" w:semiHidden="0" w:uiPriority="60" w:unhideWhenUsed="0"/>
-    <w:lsdException w:name="Light List Accent 3" w:semiHidden="0" w:uiPriority="61" w:unhideWhenUsed="0"/>
-    <w:lsdException w:name="Light Grid Accent 3" w:semiHidden="0" w:uiPriority="62" w:unhideWhenUsed="0"/>
-    <w:lsdException w:name="Medium Shading 1 Accent 3" w:semiHidden="0" w:uiPriority="63" w:unhideWhenUsed="0"/>
-    <w:lsdException w:name="Medium Shading 2 Accent 3" w:semiHidden="0" w:uiPriority="64" w:unhideWhenUsed="0"/>
-    <w:lsdException w:name="Medium List 1 Accent 3" w:semiHidden="0" w:uiPriority="65" w:unhideWhenUsed="0"/>
-    <w:lsdException w:name="Medium List 2 Accent 3" w:semiHidden="0" w:uiPriority="66" w:unhideWhenUsed="0"/>
-    <w:lsdException w:name="Medium Grid 1 Accent 3" w:semiHidden="0" w:uiPriority="67" w:unhideWhenUsed="0"/>
-    <w:lsdException w:name="Medium Grid 2 Accent 3" w:semiHidden="0" w:uiPriority="68" w:unhideWhenUsed="0"/>
-    <w:lsdException w:name="Medium Grid 3 Accent 3" w:semiHidden="0" w:uiPriority="69" w:unhideWhenUsed="0"/>
-    <w:lsdException w:name="Dark List Accent 3" w:semiHidden="0" w:uiPriority="70" w:unhideWhenUsed="0"/>
-    <w:lsdException w:name="Colorful Shading Accent 3" w:semiHidden="0" w:uiPriority="71" w:unhideWhenUsed="0"/>
-    <w:lsdException w:name="Colorful List Accent 3" w:semiHidden="0" w:uiPriority="72" w:unhideWhenUsed="0"/>
-    <w:lsdException w:name="Colorful Grid Accent 3" w:semiHidden="0" w:uiPriority="73" w:unhideWhenUsed="0"/>
-    <w:lsdException w:name="Light Shading Accent 4" w:semiHidden="0" w:uiPriority="60" w:unhideWhenUsed="0"/>
-    <w:lsdException w:name="Light List Accent 4" w:semiHidden="0" w:uiPriority="61" w:unhideWhenUsed="0"/>
-    <w:lsdException w:name="Light Grid Accent 4" w:semiHidden="0" w:uiPriority="62" w:unhideWhenUsed="0"/>
-    <w:lsdException w:name="Medium Shading 1 Accent 4" w:semiHidden="0" w:uiPriority="63" w:unhideWhenUsed="0"/>
-    <w:lsdException w:name="Medium Shading 2 Accent 4" w:semiHidden="0" w:uiPriority="64" w:unhideWhenUsed="0"/>
-    <w:lsdException w:name="Medium List 1 Accent 4" w:semiHidden="0" w:uiPriority="65" w:unhideWhenUsed="0"/>
-    <w:lsdException w:name="Medium List 2 Accent 4" w:semiHidden="0" w:uiPriority="66" w:unhideWhenUsed="0"/>
-    <w:lsdException w:name="Medium Grid 1 Accent 4" w:semiHidden="0" w:uiPriority="67" w:unhideWhenUsed="0"/>
-    <w:lsdException w:name="Medium Grid 2 Accent 4" w:semiHidden="0" w:uiPriority="68" w:unhideWhenUsed="0"/>
-    <w:lsdException w:name="Medium Grid 3 Accent 4" w:semiHidden="0" w:uiPriority="69" w:unhideWhenUsed="0"/>
-    <w:lsdException w:name="Dark List Accent 4" w:semiHidden="0" w:uiPriority="70" w:unhideWhenUsed="0"/>
-    <w:lsdException w:name="Colorful Shading Accent 4" w:semiHidden="0" w:uiPriority="71" w:unhideWhenUsed="0"/>
-    <w:lsdException w:name="Colorful List Accent 4" w:semiHidden="0" w:uiPriority="72" w:unhideWhenUsed="0"/>
-    <w:lsdException w:name="Colorful Grid Accent 4" w:semiHidden="0" w:uiPriority="73" w:unhideWhenUsed="0"/>
-    <w:lsdException w:name="Light Shading Accent 5" w:semiHidden="0" w:uiPriority="60" w:unhideWhenUsed="0"/>
-    <w:lsdException w:name="Light List Accent 5" w:semiHidden="0" w:uiPriority="61" w:unhideWhenUsed="0"/>
-    <w:lsdException w:name="Light Grid Accent 5" w:semiHidden="0" w:uiPriority="62" w:unhideWhenUsed="0"/>
-    <w:lsdException w:name="Medium Shading 1 Accent 5" w:semiHidden="0" w:uiPriority="63" w:unhideWhenUsed="0"/>
-    <w:lsdException w:name="Medium Shading 2 Accent 5" w:semiHidden="0" w:uiPriority="64" w:unhideWhenUsed="0"/>
-    <w:lsdException w:name="Medium List 1 Accent 5" w:semiHidden="0" w:uiPriority="65" w:unhideWhenUsed="0"/>
-    <w:lsdException w:name="Medium List 2 Accent 5" w:semiHidden="0" w:uiPriority="66" w:unhideWhenUsed="0"/>
-    <w:lsdException w:name="Medium Grid 1 Accent 5" w:semiHidden="0" w:uiPriority="67" w:unhideWhenUsed="0"/>
-    <w:lsdException w:name="Medium Grid 2 Accent 5" w:semiHidden="0" w:uiPriority="68" w:unhideWhenUsed="0"/>
-    <w:lsdException w:name="Medium Grid 3 Accent 5" w:semiHidden="0" w:uiPriority="69" w:unhideWhenUsed="0"/>
-    <w:lsdException w:name="Dark List Accent 5" w:semiHidden="0" w:uiPriority="70" w:unhideWhenUsed="0"/>
-    <w:lsdException w:name="Colorful Shading Accent 5" w:semiHidden="0" w:uiPriority="71" w:unhideWhenUsed="0"/>
-    <w:lsdException w:name="Colorful List Accent 5" w:semiHidden="0" w:uiPriority="72" w:unhideWhenUsed="0"/>
-    <w:lsdException w:name="Colorful Grid Accent 5" w:semiHidden="0" w:uiPriority="73" w:unhideWhenUsed="0"/>
-    <w:lsdException w:name="Light Shading Accent 6" w:semiHidden="0" w:uiPriority="60" w:unhideWhenUsed="0"/>
-    <w:lsdException w:name="Light List Accent 6" w:semiHidden="0" w:uiPriority="61" w:unhideWhenUsed="0"/>
-    <w:lsdException w:name="Light Grid Accent 6" w:semiHidden="0" w:uiPriority="62" w:unhideWhenUsed="0"/>
-    <w:lsdException w:name="Medium Shading 1 Accent 6" w:semiHidden="0" w:uiPriority="63" w:unhideWhenUsed="0"/>
-    <w:lsdException w:name="Medium Shading 2 Accent 6" w:semiHidden="0" w:uiPriority="64" w:unhideWhenUsed="0"/>
-    <w:lsdException w:name="Medium List 1 Accent 6" w:semiHidden="0" w:uiPriority="65" w:unhideWhenUsed="0"/>
-    <w:lsdException w:name="Medium List 2 Accent 6" w:semiHidden="0" w:uiPriority="66" w:unhideWhenUsed="0"/>
-    <w:lsdException w:name="Medium Grid 1 Accent 6" w:semiHidden="0" w:uiPriority="67" w:unhideWhenUsed="0"/>
-    <w:lsdException w:name="Medium Grid 2 Accent 6" w:semiHidden="0" w:uiPriority="68" w:unhideWhenUsed="0"/>
-    <w:lsdException w:name="Medium Grid 3 Accent 6" w:semiHidden="0" w:uiPriority="69" w:unhideWhenUsed="0"/>
-    <w:lsdException w:name="Dark List Accent 6" w:semiHidden="0" w:uiPriority="70" w:unhideWhenUsed="0"/>
-    <w:lsdException w:name="Colorful Shading Accent 6" w:semiHidden="0" w:uiPriority="71" w:unhideWhenUsed="0"/>
-    <w:lsdException w:name="Colorful List Accent 6" w:semiHidden="0" w:uiPriority="72" w:unhideWhenUsed="0"/>
-    <w:lsdException w:name="Colorful Grid Accent 6" w:semiHidden="0" w:uiPriority="73" w:unhideWhenUsed="0"/>
-    <w:lsdException w:name="Subtle Emphasis" w:semiHidden="0" w:uiPriority="19" w:unhideWhenUsed="0" w:qFormat="1"/>
-    <w:lsdException w:name="Intense Emphasis" w:semiHidden="0" w:uiPriority="21" w:unhideWhenUsed="0" w:qFormat="1"/>
-    <w:lsdException w:name="Subtle Reference" w:semiHidden="0" w:uiPriority="31" w:unhideWhenUsed="0" w:qFormat="1"/>
-    <w:lsdException w:name="Intense Reference" w:semiHidden="0" w:uiPriority="32" w:unhideWhenUsed="0" w:qFormat="1"/>
-    <w:lsdException w:name="Book Title" w:semiHidden="0" w:uiPriority="33" w:unhideWhenUsed="0" w:qFormat="1"/>
-    <w:lsdException w:name="Bibliography" w:uiPriority="37"/>
-    <w:lsdException w:name="TOC Heading" w:uiPriority="39" w:qFormat="1"/>
+  <w:latentStyles w:defLockedState="0" w:defUIPriority="99" w:defSemiHidden="0" w:defUnhideWhenUsed="0" w:defQFormat="0" w:count="376">
+    <w:lsdException w:name="Normal" w:uiPriority="0" w:qFormat="1"/>
+    <w:lsdException w:name="heading 1" w:uiPriority="9" w:qFormat="1"/>
+    <w:lsdException w:name="heading 2" w:semiHidden="1" w:uiPriority="9" w:unhideWhenUsed="1" w:qFormat="1"/>
+    <w:lsdException w:name="heading 3" w:semiHidden="1" w:uiPriority="9" w:unhideWhenUsed="1" w:qFormat="1"/>
+    <w:lsdException w:name="heading 4" w:semiHidden="1" w:uiPriority="9" w:unhideWhenUsed="1" w:qFormat="1"/>
+    <w:lsdException w:name="heading 5" w:semiHidden="1" w:uiPriority="9" w:unhideWhenUsed="1" w:qFormat="1"/>
+    <w:lsdException w:name="heading 6" w:semiHidden="1" w:uiPriority="9" w:unhideWhenUsed="1" w:qFormat="1"/>
+    <w:lsdException w:name="heading 7" w:semiHidden="1" w:uiPriority="9" w:unhideWhenUsed="1" w:qFormat="1"/>
+    <w:lsdException w:name="heading 8" w:semiHidden="1" w:uiPriority="9" w:unhideWhenUsed="1" w:qFormat="1"/>
+    <w:lsdException w:name="heading 9" w:semiHidden="1" w:uiPriority="9" w:unhideWhenUsed="1" w:qFormat="1"/>
+    <w:lsdException w:name="index 1" w:semiHidden="1" w:unhideWhenUsed="1"/>
+    <w:lsdException w:name="index 2" w:semiHidden="1" w:unhideWhenUsed="1"/>
+    <w:lsdException w:name="index 3" w:semiHidden="1" w:unhideWhenUsed="1"/>
+    <w:lsdException w:name="index 4" w:semiHidden="1" w:unhideWhenUsed="1"/>
+    <w:lsdException w:name="index 5" w:semiHidden="1" w:unhideWhenUsed="1"/>
+    <w:lsdException w:name="index 6" w:semiHidden="1" w:unhideWhenUsed="1"/>
+    <w:lsdException w:name="index 7" w:semiHidden="1" w:unhideWhenUsed="1"/>
+    <w:lsdException w:name="index 8" w:semiHidden="1" w:unhideWhenUsed="1"/>
+    <w:lsdException w:name="index 9" w:semiHidden="1" w:unhideWhenUsed="1"/>
+    <w:lsdException w:name="toc 1" w:semiHidden="1" w:uiPriority="39" w:unhideWhenUsed="1"/>
+    <w:lsdException w:name="toc 2" w:semiHidden="1" w:uiPriority="39" w:unhideWhenUsed="1"/>
+    <w:lsdException w:name="toc 3" w:semiHidden="1" w:uiPriority="39" w:unhideWhenUsed="1"/>
+    <w:lsdException w:name="toc 4" w:semiHidden="1" w:uiPriority="39" w:unhideWhenUsed="1"/>
+    <w:lsdException w:name="toc 5" w:semiHidden="1" w:uiPriority="39" w:unhideWhenUsed="1"/>
+    <w:lsdException w:name="toc 6" w:semiHidden="1" w:uiPriority="39" w:unhideWhenUsed="1"/>
+    <w:lsdException w:name="toc 7" w:semiHidden="1" w:uiPriority="39" w:unhideWhenUsed="1"/>
+    <w:lsdException w:name="toc 8" w:semiHidden="1" w:uiPriority="39" w:unhideWhenUsed="1"/>
+    <w:lsdException w:name="toc 9" w:semiHidden="1" w:uiPriority="39" w:unhideWhenUsed="1"/>
+    <w:lsdException w:name="Normal Indent" w:semiHidden="1" w:unhideWhenUsed="1"/>
+    <w:lsdException w:name="footnote text" w:semiHidden="1" w:unhideWhenUsed="1"/>
+    <w:lsdException w:name="annotation text" w:semiHidden="1" w:unhideWhenUsed="1"/>
+    <w:lsdException w:name="header" w:semiHidden="1" w:unhideWhenUsed="1"/>
+    <w:lsdException w:name="footer" w:semiHidden="1" w:unhideWhenUsed="1"/>
+    <w:lsdException w:name="index heading" w:semiHidden="1" w:unhideWhenUsed="1"/>
+    <w:lsdException w:name="caption" w:semiHidden="1" w:uiPriority="35" w:unhideWhenUsed="1" w:qFormat="1"/>
+    <w:lsdException w:name="table of figures" w:semiHidden="1" w:unhideWhenUsed="1"/>
+    <w:lsdException w:name="envelope address" w:semiHidden="1" w:unhideWhenUsed="1"/>
+    <w:lsdException w:name="envelope return" w:semiHidden="1" w:unhideWhenUsed="1"/>
+    <w:lsdException w:name="footnote reference" w:semiHidden="1" w:unhideWhenUsed="1"/>
+    <w:lsdException w:name="annotation reference" w:semiHidden="1" w:unhideWhenUsed="1"/>
+    <w:lsdException w:name="line number" w:semiHidden="1" w:unhideWhenUsed="1"/>
+    <w:lsdException w:name="page number" w:semiHidden="1" w:unhideWhenUsed="1"/>
+    <w:lsdException w:name="endnote reference" w:semiHidden="1" w:unhideWhenUsed="1"/>
+    <w:lsdException w:name="endnote text" w:semiHidden="1" w:unhideWhenUsed="1"/>
+    <w:lsdException w:name="table of authorities" w:semiHidden="1" w:unhideWhenUsed="1"/>
+    <w:lsdException w:name="macro" w:semiHidden="1" w:unhideWhenUsed="1"/>
+    <w:lsdException w:name="toa heading" w:semiHidden="1" w:unhideWhenUsed="1"/>
+    <w:lsdException w:name="List" w:semiHidden="1" w:unhideWhenUsed="1"/>
+    <w:lsdException w:name="List Bullet" w:semiHidden="1" w:unhideWhenUsed="1"/>
+    <w:lsdException w:name="List Number" w:semiHidden="1" w:unhideWhenUsed="1"/>
+    <w:lsdException w:name="List 2" w:semiHidden="1" w:unhideWhenUsed="1"/>
+    <w:lsdException w:name="List 3" w:semiHidden="1" w:unhideWhenUsed="1"/>
+    <w:lsdException w:name="List 4" w:semiHidden="1" w:unhideWhenUsed="1"/>
+    <w:lsdException w:name="List 5" w:semiHidden="1" w:unhideWhenUsed="1"/>
+    <w:lsdException w:name="List Bullet 2" w:semiHidden="1" w:unhideWhenUsed="1"/>
+    <w:lsdException w:name="List Bullet 3" w:semiHidden="1" w:unhideWhenUsed="1"/>
+    <w:lsdException w:name="List Bullet 4" w:semiHidden="1" w:unhideWhenUsed="1"/>
+    <w:lsdException w:name="List Bullet 5" w:semiHidden="1" w:unhideWhenUsed="1"/>
+    <w:lsdException w:name="List Number 2" w:semiHidden="1" w:unhideWhenUsed="1"/>
+    <w:lsdException w:name="List Number 3" w:semiHidden="1" w:unhideWhenUsed="1"/>
+    <w:lsdException w:name="List Number 4" w:semiHidden="1" w:unhideWhenUsed="1"/>
+    <w:lsdException w:name="List Number 5" w:semiHidden="1" w:unhideWhenUsed="1"/>
+    <w:lsdException w:name="Title" w:uiPriority="10" w:qFormat="1"/>
+    <w:lsdException w:name="Closing" w:semiHidden="1" w:unhideWhenUsed="1"/>
+    <w:lsdException w:name="Signature" w:semiHidden="1" w:unhideWhenUsed="1"/>
+    <w:lsdException w:name="Default Paragraph Font" w:semiHidden="1" w:uiPriority="1" w:unhideWhenUsed="1"/>
+    <w:lsdException w:name="Body Text" w:semiHidden="1" w:unhideWhenUsed="1"/>
+    <w:lsdException w:name="Body Text Indent" w:semiHidden="1" w:unhideWhenUsed="1"/>
+    <w:lsdException w:name="List Continue" w:semiHidden="1" w:unhideWhenUsed="1"/>
+    <w:lsdException w:name="List Continue 2" w:semiHidden="1" w:unhideWhenUsed="1"/>
+    <w:lsdException w:name="List Continue 3" w:semiHidden="1" w:unhideWhenUsed="1"/>
+    <w:lsdException w:name="List Continue 4" w:semiHidden="1" w:unhideWhenUsed="1"/>
+    <w:lsdException w:name="List Continue 5" w:semiHidden="1" w:unhideWhenUsed="1"/>
+    <w:lsdException w:name="Message Header" w:semiHidden="1" w:unhideWhenUsed="1"/>
+    <w:lsdException w:name="Subtitle" w:uiPriority="11" w:qFormat="1"/>
+    <w:lsdException w:name="Salutation" w:semiHidden="1" w:unhideWhenUsed="1"/>
+    <w:lsdException w:name="Date" w:semiHidden="1" w:unhideWhenUsed="1"/>
+    <w:lsdException w:name="Body Text First Indent" w:semiHidden="1" w:unhideWhenUsed="1"/>
+    <w:lsdException w:name="Body Text First Indent 2" w:semiHidden="1" w:unhideWhenUsed="1"/>
+    <w:lsdException w:name="Note Heading" w:semiHidden="1" w:unhideWhenUsed="1"/>
+    <w:lsdException w:name="Body Text 2" w:semiHidden="1" w:unhideWhenUsed="1"/>
+    <w:lsdException w:name="Body Text 3" w:semiHidden="1" w:unhideWhenUsed="1"/>
+    <w:lsdException w:name="Body Text Indent 2" w:semiHidden="1" w:unhideWhenUsed="1"/>
+    <w:lsdException w:name="Body Text Indent 3" w:semiHidden="1" w:unhideWhenUsed="1"/>
+    <w:lsdException w:name="Block Text" w:semiHidden="1" w:unhideWhenUsed="1"/>
+    <w:lsdException w:name="Hyperlink" w:semiHidden="1" w:unhideWhenUsed="1"/>
+    <w:lsdException w:name="FollowedHyperlink" w:semiHidden="1" w:unhideWhenUsed="1"/>
+    <w:lsdException w:name="Strong" w:uiPriority="22" w:qFormat="1"/>
+    <w:lsdException w:name="Emphasis" w:uiPriority="20" w:qFormat="1"/>
+    <w:lsdException w:name="Document Map" w:semiHidden="1" w:unhideWhenUsed="1"/>
+    <w:lsdException w:name="Plain Text" w:semiHidden="1" w:unhideWhenUsed="1"/>
+    <w:lsdException w:name="E-mail Signature" w:semiHidden="1" w:unhideWhenUsed="1"/>
+    <w:lsdException w:name="HTML Top of Form" w:semiHidden="1" w:unhideWhenUsed="1"/>
+    <w:lsdException w:name="HTML Bottom of Form" w:semiHidden="1" w:unhideWhenUsed="1"/>
+    <w:lsdException w:name="Normal (Web)" w:semiHidden="1" w:unhideWhenUsed="1"/>
+    <w:lsdException w:name="HTML Acronym" w:semiHidden="1" w:unhideWhenUsed="1"/>
+    <w:lsdException w:name="HTML Address" w:semiHidden="1" w:unhideWhenUsed="1"/>
+    <w:lsdException w:name="HTML Cite" w:semiHidden="1" w:unhideWhenUsed="1"/>
+    <w:lsdException w:name="HTML Code" w:semiHidden="1" w:unhideWhenUsed="1"/>
+    <w:lsdException w:name="HTML Definition" w:semiHidden="1" w:unhideWhenUsed="1"/>
+    <w:lsdException w:name="HTML Keyboard" w:semiHidden="1" w:unhideWhenUsed="1"/>
+    <w:lsdException w:name="HTML Preformatted" w:semiHidden="1" w:unhideWhenUsed="1"/>
+    <w:lsdException w:name="HTML Sample" w:semiHidden="1" w:unhideWhenUsed="1"/>
+    <w:lsdException w:name="HTML Typewriter" w:semiHidden="1" w:unhideWhenUsed="1"/>
+    <w:lsdException w:name="HTML Variable" w:semiHidden="1" w:unhideWhenUsed="1"/>
+    <w:lsdException w:name="Normal Table" w:semiHidden="1" w:unhideWhenUsed="1"/>
+    <w:lsdException w:name="annotation subject" w:semiHidden="1" w:unhideWhenUsed="1"/>
+    <w:lsdException w:name="No List" w:semiHidden="1" w:unhideWhenUsed="1"/>
+    <w:lsdException w:name="Outline List 1" w:semiHidden="1" w:unhideWhenUsed="1"/>
+    <w:lsdException w:name="Outline List 2" w:semiHidden="1" w:unhideWhenUsed="1"/>
+    <w:lsdException w:name="Outline List 3" w:semiHidden="1" w:unhideWhenUsed="1"/>
+    <w:lsdException w:name="Table Simple 1" w:semiHidden="1" w:unhideWhenUsed="1"/>
+    <w:lsdException w:name="Table Simple 2" w:semiHidden="1" w:unhideWhenUsed="1"/>
+    <w:lsdException w:name="Table Simple 3" w:semiHidden="1" w:unhideWhenUsed="1"/>
+    <w:lsdException w:name="Table Classic 1" w:semiHidden="1" w:unhideWhenUsed="1"/>
+    <w:lsdException w:name="Table Classic 2" w:semiHidden="1" w:unhideWhenUsed="1"/>
+    <w:lsdException w:name="Table Classic 3" w:semiHidden="1" w:unhideWhenUsed="1"/>
+    <w:lsdException w:name="Table Classic 4" w:semiHidden="1" w:unhideWhenUsed="1"/>
+    <w:lsdException w:name="Table Colorful 1" w:semiHidden="1" w:unhideWhenUsed="1"/>
+    <w:lsdException w:name="Table Colorful 2" w:semiHidden="1" w:unhideWhenUsed="1"/>
+    <w:lsdException w:name="Table Colorful 3" w:semiHidden="1" w:unhideWhenUsed="1"/>
+    <w:lsdException w:name="Table Columns 1" w:semiHidden="1" w:unhideWhenUsed="1"/>
+    <w:lsdException w:name="Table Columns 2" w:semiHidden="1" w:unhideWhenUsed="1"/>
+    <w:lsdException w:name="Table Columns 3" w:semiHidden="1" w:unhideWhenUsed="1"/>
+    <w:lsdException w:name="Table Columns 4" w:semiHidden="1" w:unhideWhenUsed="1"/>
+    <w:lsdException w:name="Table Columns 5" w:semiHidden="1" w:unhideWhenUsed="1"/>
+    <w:lsdException w:name="Table Grid 1" w:semiHidden="1" w:unhideWhenUsed="1"/>
+    <w:lsdException w:name="Table Grid 2" w:semiHidden="1" w:unhideWhenUsed="1"/>
+    <w:lsdException w:name="Table Grid 3" w:semiHidden="1" w:unhideWhenUsed="1"/>
+    <w:lsdException w:name="Table Grid 4" w:semiHidden="1" w:unhideWhenUsed="1"/>
+    <w:lsdException w:name="Table Grid 5" w:semiHidden="1" w:unhideWhenUsed="1"/>
+    <w:lsdException w:name="Table Grid 6" w:semiHidden="1" w:unhideWhenUsed="1"/>
+    <w:lsdException w:name="Table Grid 7" w:semiHidden="1" w:unhideWhenUsed="1"/>
+    <w:lsdException w:name="Table Grid 8" w:semiHidden="1" w:unhideWhenUsed="1"/>
+    <w:lsdException w:name="Table List 1" w:semiHidden="1" w:unhideWhenUsed="1"/>
+    <w:lsdException w:name="Table List 2" w:semiHidden="1" w:unhideWhenUsed="1"/>
+    <w:lsdException w:name="Table List 3" w:semiHidden="1" w:unhideWhenUsed="1"/>
+    <w:lsdException w:name="Table List 4" w:semiHidden="1" w:unhideWhenUsed="1"/>
+    <w:lsdException w:name="Table List 5" w:semiHidden="1" w:unhideWhenUsed="1"/>
+    <w:lsdException w:name="Table List 6" w:semiHidden="1" w:unhideWhenUsed="1"/>
+    <w:lsdException w:name="Table List 7" w:semiHidden="1" w:unhideWhenUsed="1"/>
+    <w:lsdException w:name="Table List 8" w:semiHidden="1" w:unhideWhenUsed="1"/>
+    <w:lsdException w:name="Table 3D effects 1" w:semiHidden="1" w:unhideWhenUsed="1"/>
+    <w:lsdException w:name="Table 3D effects 2" w:semiHidden="1" w:unhideWhenUsed="1"/>
+    <w:lsdException w:name="Table 3D effects 3" w:semiHidden="1" w:unhideWhenUsed="1"/>
+    <w:lsdException w:name="Table Contemporary" w:semiHidden="1" w:unhideWhenUsed="1"/>
+    <w:lsdException w:name="Table Elegant" w:semiHidden="1" w:unhideWhenUsed="1"/>
+    <w:lsdException w:name="Table Professional" w:semiHidden="1" w:unhideWhenUsed="1"/>
+    <w:lsdException w:name="Table Subtle 1" w:semiHidden="1" w:unhideWhenUsed="1"/>
+    <w:lsdException w:name="Table Subtle 2" w:semiHidden="1" w:unhideWhenUsed="1"/>
+    <w:lsdException w:name="Table Web 1" w:semiHidden="1" w:unhideWhenUsed="1"/>
+    <w:lsdException w:name="Table Web 2" w:semiHidden="1" w:unhideWhenUsed="1"/>
+    <w:lsdException w:name="Table Web 3" w:semiHidden="1" w:unhideWhenUsed="1"/>
+    <w:lsdException w:name="Balloon Text" w:semiHidden="1" w:unhideWhenUsed="1"/>
+    <w:lsdException w:name="Table Grid" w:uiPriority="39"/>
+    <w:lsdException w:name="Table Theme" w:semiHidden="1" w:unhideWhenUsed="1"/>
+    <w:lsdException w:name="Placeholder Text" w:semiHidden="1"/>
+    <w:lsdException w:name="No Spacing" w:uiPriority="1" w:qFormat="1"/>
+    <w:lsdException w:name="Light Shading" w:uiPriority="60"/>
+    <w:lsdException w:name="Light List" w:uiPriority="61"/>
+    <w:lsdException w:name="Light Grid" w:uiPriority="62"/>
+    <w:lsdException w:name="Medium Shading 1" w:uiPriority="63"/>
+    <w:lsdException w:name="Medium Shading 2" w:uiPriority="64"/>
+    <w:lsdException w:name="Medium List 1" w:uiPriority="65"/>
+    <w:lsdException w:name="Medium List 2" w:uiPriority="66"/>
+    <w:lsdException w:name="Medium Grid 1" w:uiPriority="67"/>
+    <w:lsdException w:name="Medium Grid 2" w:uiPriority="68"/>
+    <w:lsdException w:name="Medium Grid 3" w:uiPriority="69"/>
+    <w:lsdException w:name="Dark List" w:uiPriority="70"/>
+    <w:lsdException w:name="Colorful Shading" w:uiPriority="71"/>
+    <w:lsdException w:name="Colorful List" w:uiPriority="72"/>
+    <w:lsdException w:name="Colorful Grid" w:uiPriority="73"/>
+    <w:lsdException w:name="Light Shading Accent 1" w:uiPriority="60"/>
+    <w:lsdException w:name="Light List Accent 1" w:uiPriority="61"/>
+    <w:lsdException w:name="Light Grid Accent 1" w:uiPriority="62"/>
+    <w:lsdException w:name="Medium Shading 1 Accent 1" w:uiPriority="63"/>
+    <w:lsdException w:name="Medium Shading 2 Accent 1" w:uiPriority="64"/>
+    <w:lsdException w:name="Medium List 1 Accent 1" w:uiPriority="65"/>
+    <w:lsdException w:name="Revision" w:semiHidden="1"/>
+    <w:lsdException w:name="List Paragraph" w:uiPriority="34" w:qFormat="1"/>
+    <w:lsdException w:name="Quote" w:uiPriority="29" w:qFormat="1"/>
+    <w:lsdException w:name="Intense Quote" w:uiPriority="30" w:qFormat="1"/>
+    <w:lsdException w:name="Medium List 2 Accent 1" w:uiPriority="66"/>
+    <w:lsdException w:name="Medium Grid 1 Accent 1" w:uiPriority="67"/>
+    <w:lsdException w:name="Medium Grid 2 Accent 1" w:uiPriority="68"/>
+    <w:lsdException w:name="Medium Grid 3 Accent 1" w:uiPriority="69"/>
+    <w:lsdException w:name="Dark List Accent 1" w:uiPriority="70"/>
+    <w:lsdException w:name="Colorful Shading Accent 1" w:uiPriority="71"/>
+    <w:lsdException w:name="Colorful List Accent 1" w:uiPriority="72"/>
+    <w:lsdException w:name="Colorful Grid Accent 1" w:uiPriority="73"/>
+    <w:lsdException w:name="Light Shading Accent 2" w:uiPriority="60"/>
+    <w:lsdException w:name="Light List Accent 2" w:uiPriority="61"/>
+    <w:lsdException w:name="Light Grid Accent 2" w:uiPriority="62"/>
+    <w:lsdException w:name="Medium Shading 1 Accent 2" w:uiPriority="63"/>
+    <w:lsdException w:name="Medium Shading 2 Accent 2" w:uiPriority="64"/>
+    <w:lsdException w:name="Medium List 1 Accent 2" w:uiPriority="65"/>
+    <w:lsdException w:name="Medium List 2 Accent 2" w:uiPriority="66"/>
+    <w:lsdException w:name="Medium Grid 1 Accent 2" w:uiPriority="67"/>
+    <w:lsdException w:name="Medium Grid 2 Accent 2" w:uiPriority="68"/>
+    <w:lsdException w:name="Medium Grid 3 Accent 2" w:uiPriority="69"/>
+    <w:lsdException w:name="Dark List Accent 2" w:uiPriority="70"/>
+    <w:lsdException w:name="Colorful Shading Accent 2" w:uiPriority="71"/>
+    <w:lsdException w:name="Colorful List Accent 2" w:uiPriority="72"/>
+    <w:lsdException w:name="Colorful Grid Accent 2" w:uiPriority="73"/>
+    <w:lsdException w:name="Light Shading Accent 3" w:uiPriority="60"/>
+    <w:lsdException w:name="Light List Accent 3" w:uiPriority="61"/>
+    <w:lsdException w:name="Light Grid Accent 3" w:uiPriority="62"/>
+    <w:lsdException w:name="Medium Shading 1 Accent 3" w:uiPriority="63"/>
+    <w:lsdException w:name="Medium Shading 2 Accent 3" w:uiPriority="64"/>
+    <w:lsdException w:name="Medium List 1 Accent 3" w:uiPriority="65"/>
+    <w:lsdException w:name="Medium List 2 Accent 3" w:uiPriority="66"/>
+    <w:lsdException w:name="Medium Grid 1 Accent 3" w:uiPriority="67"/>
+    <w:lsdException w:name="Medium Grid 2 Accent 3" w:uiPriority="68"/>
+    <w:lsdException w:name="Medium Grid 3 Accent 3" w:uiPriority="69"/>
+    <w:lsdException w:name="Dark List Accent 3" w:uiPriority="70"/>
+    <w:lsdException w:name="Colorful Shading Accent 3" w:uiPriority="71"/>
+    <w:lsdException w:name="Colorful List Accent 3" w:uiPriority="72"/>
+    <w:lsdException w:name="Colorful Grid Accent 3" w:uiPriority="73"/>
+    <w:lsdException w:name="Light Shading Accent 4" w:uiPriority="60"/>
+    <w:lsdException w:name="Light List Accent 4" w:uiPriority="61"/>
+    <w:lsdException w:name="Light Grid Accent 4" w:uiPriority="62"/>
+    <w:lsdException w:name="Medium Shading 1 Accent 4" w:uiPriority="63"/>
+    <w:lsdException w:name="Medium Shading 2 Accent 4" w:uiPriority="64"/>
+    <w:lsdException w:name="Medium List 1 Accent 4" w:uiPriority="65"/>
+    <w:lsdException w:name="Medium List 2 Accent 4" w:uiPriority="66"/>
+    <w:lsdException w:name="Medium Grid 1 Accent 4" w:uiPriority="67"/>
+    <w:lsdException w:name="Medium Grid 2 Accent 4" w:uiPriority="68"/>
+    <w:lsdException w:name="Medium Grid 3 Accent 4" w:uiPriority="69"/>
+    <w:lsdException w:name="Dark List Accent 4" w:uiPriority="70"/>
+    <w:lsdException w:name="Colorful Shading Accent 4" w:uiPriority="71"/>
+    <w:lsdException w:name="Colorful List Accent 4" w:uiPriority="72"/>
+    <w:lsdException w:name="Colorful Grid Accent 4" w:uiPriority="73"/>
+    <w:lsdException w:name="Light Shading Accent 5" w:uiPriority="60"/>
+    <w:lsdException w:name="Light List Accent 5" w:uiPriority="61"/>
+    <w:lsdException w:name="Light Grid Accent 5" w:uiPriority="62"/>
+    <w:lsdException w:name="Medium Shading 1 Accent 5" w:uiPriority="63"/>
+    <w:lsdException w:name="Medium Shading 2 Accent 5" w:uiPriority="64"/>
+    <w:lsdException w:name="Medium List 1 Accent 5" w:uiPriority="65"/>
+    <w:lsdException w:name="Medium List 2 Accent 5" w:uiPriority="66"/>
+    <w:lsdException w:name="Medium Grid 1 Accent 5" w:uiPriority="67"/>
+    <w:lsdException w:name="Medium Grid 2 Accent 5" w:uiPriority="68"/>
+    <w:lsdException w:name="Medium Grid 3 Accent 5" w:uiPriority="69"/>
+    <w:lsdException w:name="Dark List Accent 5" w:uiPriority="70"/>
+    <w:lsdException w:name="Colorful Shading Accent 5" w:uiPriority="71"/>
+    <w:lsdException w:name="Colorful List Accent 5" w:uiPriority="72"/>
+    <w:lsdException w:name="Colorful Grid Accent 5" w:uiPriority="73"/>
+    <w:lsdException w:name="Light Shading Accent 6" w:uiPriority="60"/>
+    <w:lsdException w:name="Light List Accent 6" w:uiPriority="61"/>
+    <w:lsdException w:name="Light Grid Accent 6" w:uiPriority="62"/>
+    <w:lsdException w:name="Medium Shading 1 Accent 6" w:uiPriority="63"/>
+    <w:lsdException w:name="Medium Shading 2 Accent 6" w:uiPriority="64"/>
+    <w:lsdException w:name="Medium List 1 Accent 6" w:uiPriority="65"/>
+    <w:lsdException w:name="Medium List 2 Accent 6" w:uiPriority="66"/>
+    <w:lsdException w:name="Medium Grid 1 Accent 6" w:uiPriority="67"/>
+    <w:lsdException w:name="Medium Grid 2 Accent 6" w:uiPriority="68"/>
+    <w:lsdException w:name="Medium Grid 3 Accent 6" w:uiPriority="69"/>
+    <w:lsdException w:name="Dark List Accent 6" w:uiPriority="70"/>
+    <w:lsdException w:name="Colorful Shading Accent 6" w:uiPriority="71"/>
+    <w:lsdException w:name="Colorful List Accent 6" w:uiPriority="72"/>
+    <w:lsdException w:name="Colorful Grid Accent 6" w:uiPriority="73"/>
+    <w:lsdException w:name="Subtle Emphasis" w:uiPriority="19" w:qFormat="1"/>
+    <w:lsdException w:name="Intense Emphasis" w:uiPriority="21" w:qFormat="1"/>
+    <w:lsdException w:name="Subtle Reference" w:uiPriority="31" w:qFormat="1"/>
+    <w:lsdException w:name="Intense Reference" w:uiPriority="32" w:qFormat="1"/>
+    <w:lsdException w:name="Book Title" w:uiPriority="33" w:qFormat="1"/>
+    <w:lsdException w:name="Bibliography" w:semiHidden="1" w:uiPriority="37" w:unhideWhenUsed="1"/>
+    <w:lsdException w:name="TOC Heading" w:semiHidden="1" w:uiPriority="39" w:unhideWhenUsed="1" w:qFormat="1"/>
+    <w:lsdException w:name="Plain Table 1" w:uiPriority="41"/>
+    <w:lsdException w:name="Plain Table 2" w:uiPriority="42"/>
+    <w:lsdException w:name="Plain Table 3" w:uiPriority="43"/>
+    <w:lsdException w:name="Plain Table 4" w:uiPriority="44"/>
+    <w:lsdException w:name="Plain Table 5" w:uiPriority="45"/>
+    <w:lsdException w:name="Grid Table Light" w:uiPriority="40"/>
+    <w:lsdException w:name="Grid Table 1 Light" w:uiPriority="46"/>
+    <w:lsdException w:name="Grid Table 2" w:uiPriority="47"/>
+    <w:lsdException w:name="Grid Table 3" w:uiPriority="48"/>
+    <w:lsdException w:name="Grid Table 4" w:uiPriority="49"/>
+    <w:lsdException w:name="Grid Table 5 Dark" w:uiPriority="50"/>
+    <w:lsdException w:name="Grid Table 6 Colorful" w:uiPriority="51"/>
+    <w:lsdException w:name="Grid Table 7 Colorful" w:uiPriority="52"/>
+    <w:lsdException w:name="Grid Table 1 Light Accent 1" w:uiPriority="46"/>
+    <w:lsdException w:name="Grid Table 2 Accent 1" w:uiPriority="47"/>
+    <w:lsdException w:name="Grid Table 3 Accent 1" w:uiPriority="48"/>
+    <w:lsdException w:name="Grid Table 4 Accent 1" w:uiPriority="49"/>
+    <w:lsdException w:name="Grid Table 5 Dark Accent 1" w:uiPriority="50"/>
+    <w:lsdException w:name="Grid Table 6 Colorful Accent 1" w:uiPriority="51"/>
+    <w:lsdException w:name="Grid Table 7 Colorful Accent 1" w:uiPriority="52"/>
+    <w:lsdException w:name="Grid Table 1 Light Accent 2" w:uiPriority="46"/>
+    <w:lsdException w:name="Grid Table 2 Accent 2" w:uiPriority="47"/>
+    <w:lsdException w:name="Grid Table 3 Accent 2" w:uiPriority="48"/>
+    <w:lsdException w:name="Grid Table 4 Accent 2" w:uiPriority="49"/>
+    <w:lsdException w:name="Grid Table 5 Dark Accent 2" w:uiPriority="50"/>
+    <w:lsdException w:name="Grid Table 6 Colorful Accent 2" w:uiPriority="51"/>
+    <w:lsdException w:name="Grid Table 7 Colorful Accent 2" w:uiPriority="52"/>
+    <w:lsdException w:name="Grid Table 1 Light Accent 3" w:uiPriority="46"/>
+    <w:lsdException w:name="Grid Table 2 Accent 3" w:uiPriority="47"/>
+    <w:lsdException w:name="Grid Table 3 Accent 3" w:uiPriority="48"/>
+    <w:lsdException w:name="Grid Table 4 Accent 3" w:uiPriority="49"/>
+    <w:lsdException w:name="Grid Table 5 Dark Accent 3" w:uiPriority="50"/>
+    <w:lsdException w:name="Grid Table 6 Colorful Accent 3" w:uiPriority="51"/>
+    <w:lsdException w:name="Grid Table 7 Colorful Accent 3" w:uiPriority="52"/>
+    <w:lsdException w:name="Grid Table 1 Light Accent 4" w:uiPriority="46"/>
+    <w:lsdException w:name="Grid Table 2 Accent 4" w:uiPriority="47"/>
+    <w:lsdException w:name="Grid Table 3 Accent 4" w:uiPriority="48"/>
+    <w:lsdException w:name="Grid Table 4 Accent 4" w:uiPriority="49"/>
+    <w:lsdException w:name="Grid Table 5 Dark Accent 4" w:uiPriority="50"/>
+    <w:lsdException w:name="Grid Table 6 Colorful Accent 4" w:uiPriority="51"/>
+    <w:lsdException w:name="Grid Table 7 Colorful Accent 4" w:uiPriority="52"/>
+    <w:lsdException w:name="Grid Table 1 Light Accent 5" w:uiPriority="46"/>
+    <w:lsdException w:name="Grid Table 2 Accent 5" w:uiPriority="47"/>
+    <w:lsdException w:name="Grid Table 3 Accent 5" w:uiPriority="48"/>
+    <w:lsdException w:name="Grid Table 4 Accent 5" w:uiPriority="49"/>
+    <w:lsdException w:name="Grid Table 5 Dark Accent 5" w:uiPriority="50"/>
+    <w:lsdException w:name="Grid Table 6 Colorful Accent 5" w:uiPriority="51"/>
+    <w:lsdException w:name="Grid Table 7 Colorful Accent 5" w:uiPriority="52"/>
+    <w:lsdException w:name="Grid Table 1 Light Accent 6" w:uiPriority="46"/>
+    <w:lsdException w:name="Grid Table 2 Accent 6" w:uiPriority="47"/>
+    <w:lsdException w:name="Grid Table 3 Accent 6" w:uiPriority="48"/>
+    <w:lsdException w:name="Grid Table 4 Accent 6" w:uiPriority="49"/>
+    <w:lsdException w:name="Grid Table 5 Dark Accent 6" w:uiPriority="50"/>
+    <w:lsdException w:name="Grid Table 6 Colorful Accent 6" w:uiPriority="51"/>
+    <w:lsdException w:name="Grid Table 7 Colorful Accent 6" w:uiPriority="52"/>
+    <w:lsdException w:name="List Table 1 Light" w:uiPriority="46"/>
+    <w:lsdException w:name="List Table 2" w:uiPriority="47"/>
+    <w:lsdException w:name="List Table 3" w:uiPriority="48"/>
+    <w:lsdException w:name="List Table 4" w:uiPriority="49"/>
+    <w:lsdException w:name="List Table 5 Dark" w:uiPriority="50"/>
+    <w:lsdException w:name="List Table 6 Colorful" w:uiPriority="51"/>
+    <w:lsdException w:name="List Table 7 Colorful" w:uiPriority="52"/>
+    <w:lsdException w:name="List Table 1 Light Accent 1" w:uiPriority="46"/>
+    <w:lsdException w:name="List Table 2 Accent 1" w:uiPriority="47"/>
+    <w:lsdException w:name="List Table 3 Accent 1" w:uiPriority="48"/>
+    <w:lsdException w:name="List Table 4 Accent 1" w:uiPriority="49"/>
+    <w:lsdException w:name="List Table 5 Dark Accent 1" w:uiPriority="50"/>
+    <w:lsdException w:name="List Table 6 Colorful Accent 1" w:uiPriority="51"/>
+    <w:lsdException w:name="List Table 7 Colorful Accent 1" w:uiPriority="52"/>
+    <w:lsdException w:name="List Table 1 Light Accent 2" w:uiPriority="46"/>
+    <w:lsdException w:name="List Table 2 Accent 2" w:uiPriority="47"/>
+    <w:lsdException w:name="List Table 3 Accent 2" w:uiPriority="48"/>
+    <w:lsdException w:name="List Table 4 Accent 2" w:uiPriority="49"/>
+    <w:lsdException w:name="List Table 5 Dark Accent 2" w:uiPriority="50"/>
+    <w:lsdException w:name="List Table 6 Colorful Accent 2" w:uiPriority="51"/>
+    <w:lsdException w:name="List Table 7 Colorful Accent 2" w:uiPriority="52"/>
+    <w:lsdException w:name="List Table 1 Light Accent 3" w:uiPriority="46"/>
+    <w:lsdException w:name="List Table 2 Accent 3" w:uiPriority="47"/>
+    <w:lsdException w:name="List Table 3 Accent 3" w:uiPriority="48"/>
+    <w:lsdException w:name="List Table 4 Accent 3" w:uiPriority="49"/>
+    <w:lsdException w:name="List Table 5 Dark Accent 3" w:uiPriority="50"/>
+    <w:lsdException w:name="List Table 6 Colorful Accent 3" w:uiPriority="51"/>
+    <w:lsdException w:name="List Table 7 Colorful Accent 3" w:uiPriority="52"/>
+    <w:lsdException w:name="List Table 1 Light Accent 4" w:uiPriority="46"/>
+    <w:lsdException w:name="List Table 2 Accent 4" w:uiPriority="47"/>
+    <w:lsdException w:name="List Table 3 Accent 4" w:uiPriority="48"/>
+    <w:lsdException w:name="List Table 4 Accent 4" w:uiPriority="49"/>
+    <w:lsdException w:name="List Table 5 Dark Accent 4" w:uiPriority="50"/>
+    <w:lsdException w:name="List Table 6 Colorful Accent 4" w:uiPriority="51"/>
+    <w:lsdException w:name="List Table 7 Colorful Accent 4" w:uiPriority="52"/>
+    <w:lsdException w:name="List Table 1 Light Accent 5" w:uiPriority="46"/>
+    <w:lsdException w:name="List Table 2 Accent 5" w:uiPriority="47"/>
+    <w:lsdException w:name="List Table 3 Accent 5" w:uiPriority="48"/>
+    <w:lsdException w:name="List Table 4 Accent 5" w:uiPriority="49"/>
+    <w:lsdException w:name="List Table 5 Dark Accent 5" w:uiPriority="50"/>
+    <w:lsdException w:name="List Table 6 Colorful Accent 5" w:uiPriority="51"/>
+    <w:lsdException w:name="List Table 7 Colorful Accent 5" w:uiPriority="52"/>
+    <w:lsdException w:name="List Table 1 Light Accent 6" w:uiPriority="46"/>
+    <w:lsdException w:name="List Table 2 Accent 6" w:uiPriority="47"/>
+    <w:lsdException w:name="List Table 3 Accent 6" w:uiPriority="48"/>
+    <w:lsdException w:name="List Table 4 Accent 6" w:uiPriority="49"/>
+    <w:lsdException w:name="List Table 5 Dark Accent 6" w:uiPriority="50"/>
+    <w:lsdException w:name="List Table 6 Colorful Accent 6" w:uiPriority="51"/>
+    <w:lsdException w:name="List Table 7 Colorful Accent 6" w:uiPriority="52"/>
+    <w:lsdException w:name="Mention" w:semiHidden="1" w:unhideWhenUsed="1"/>
+    <w:lsdException w:name="Smart Hyperlink" w:semiHidden="1" w:unhideWhenUsed="1"/>
+    <w:lsdException w:name="Hashtag" w:semiHidden="1" w:unhideWhenUsed="1"/>
+    <w:lsdException w:name="Unresolved Mention" w:semiHidden="1" w:unhideWhenUsed="1"/>
+    <w:lsdException w:name="Smart Link" w:semiHidden="1" w:unhideWhenUsed="1"/>
   </w:latentStyles>
   <w:style w:type="paragraph" w:default="1" w:styleId="Normal">
     <w:name w:val="Normal"/>
@@ -2435,1219 +2775,8 @@
       <w:szCs w:val="20"/>
     </w:rPr>
   </w:style>
-  <w:style w:type="character" w:customStyle="1" w:styleId="UnresolvedMention">
-    <w:name w:val="Unresolved Mention"/>
-    <w:basedOn w:val="DefaultParagraphFont"/>
-    <w:uiPriority w:val="99"/>
-    <w:semiHidden/>
-    <w:unhideWhenUsed/>
-    <w:rsid w:val="00E4359B"/>
-    <w:rPr>
-      <w:color w:val="605E5C"/>
-      <w:shd w:val="clear" w:color="auto" w:fill="E1DFDD"/>
-    </w:rPr>
-  </w:style>
-  <w:style w:type="paragraph" w:styleId="Subtitle">
-    <w:name w:val="Subtitle"/>
-    <w:basedOn w:val="Normal"/>
-    <w:next w:val="Normal"/>
-    <w:uiPriority w:val="11"/>
-    <w:qFormat/>
-    <w:pPr>
-      <w:keepNext/>
-      <w:keepLines/>
-      <w:spacing w:before="360" w:after="80"/>
-    </w:pPr>
-    <w:rPr>
-      <w:rFonts w:ascii="Georgia" w:eastAsia="Georgia" w:hAnsi="Georgia" w:cs="Georgia"/>
-      <w:i/>
-      <w:color w:val="666666"/>
-      <w:sz w:val="48"/>
-      <w:szCs w:val="48"/>
-    </w:rPr>
-  </w:style>
-</w:styles>
-</file>
-
-<file path=word/stylesWithEffects.xml><?xml version="1.0" encoding="utf-8"?>
-<w:styles xmlns:wpc="http://schemas.microsoft.com/office/word/2010/wordprocessingCanvas" xmlns:mc="http://schemas.openxmlformats.org/markup-compatibility/2006" xmlns:o="urn:schemas-microsoft-com:office:office" xmlns:r="http://schemas.openxmlformats.org/officeDocument/2006/relationships" xmlns:m="http://schemas.openxmlformats.org/officeDocument/2006/math" xmlns:v="urn:schemas-microsoft-com:vml" xmlns:wp14="http://schemas.microsoft.com/office/word/2010/wordprocessingDrawing" xmlns:wp="http://schemas.openxmlformats.org/drawingml/2006/wordprocessingDrawing" xmlns:w10="urn:schemas-microsoft-com:office:word" xmlns:w="http://schemas.openxmlformats.org/wordprocessingml/2006/main" xmlns:w14="http://schemas.microsoft.com/office/word/2010/wordml" xmlns:wpg="http://schemas.microsoft.com/office/word/2010/wordprocessingGroup" xmlns:wpi="http://schemas.microsoft.com/office/word/2010/wordprocessingInk" xmlns:wne="http://schemas.microsoft.com/office/word/2006/wordml" xmlns:wps="http://schemas.microsoft.com/office/word/2010/wordprocessingShape" mc:Ignorable="w14 wp14">
-  <w:docDefaults>
-    <w:rPrDefault>
-      <w:rPr>
-        <w:rFonts w:ascii="Times New Roman" w:eastAsia="Times New Roman" w:hAnsi="Times New Roman" w:cs="Times New Roman"/>
-        <w:sz w:val="24"/>
-        <w:szCs w:val="24"/>
-        <w:lang w:val="en-GB" w:eastAsia="en-US" w:bidi="ar-SA"/>
-      </w:rPr>
-    </w:rPrDefault>
-    <w:pPrDefault>
-      <w:pPr>
-        <w:spacing w:after="160" w:line="259" w:lineRule="auto"/>
-        <w:jc w:val="both"/>
-      </w:pPr>
-    </w:pPrDefault>
-  </w:docDefaults>
-  <w:latentStyles w:defLockedState="0" w:defUIPriority="99" w:defSemiHidden="1" w:defUnhideWhenUsed="1" w:defQFormat="0" w:count="267">
-    <w:lsdException w:name="Normal" w:semiHidden="0" w:uiPriority="0" w:unhideWhenUsed="0" w:qFormat="1"/>
-    <w:lsdException w:name="heading 1" w:semiHidden="0" w:uiPriority="9" w:unhideWhenUsed="0" w:qFormat="1"/>
-    <w:lsdException w:name="heading 2" w:uiPriority="9" w:qFormat="1"/>
-    <w:lsdException w:name="heading 3" w:uiPriority="9" w:qFormat="1"/>
-    <w:lsdException w:name="heading 4" w:uiPriority="9" w:qFormat="1"/>
-    <w:lsdException w:name="heading 5" w:uiPriority="9" w:qFormat="1"/>
-    <w:lsdException w:name="heading 6" w:uiPriority="9" w:qFormat="1"/>
-    <w:lsdException w:name="heading 7" w:uiPriority="9" w:qFormat="1"/>
-    <w:lsdException w:name="heading 8" w:uiPriority="9" w:qFormat="1"/>
-    <w:lsdException w:name="heading 9" w:uiPriority="9" w:qFormat="1"/>
-    <w:lsdException w:name="toc 1" w:uiPriority="39"/>
-    <w:lsdException w:name="toc 2" w:uiPriority="39"/>
-    <w:lsdException w:name="toc 3" w:uiPriority="39"/>
-    <w:lsdException w:name="toc 4" w:uiPriority="39"/>
-    <w:lsdException w:name="toc 5" w:uiPriority="39"/>
-    <w:lsdException w:name="toc 6" w:uiPriority="39"/>
-    <w:lsdException w:name="toc 7" w:uiPriority="39"/>
-    <w:lsdException w:name="toc 8" w:uiPriority="39"/>
-    <w:lsdException w:name="toc 9" w:uiPriority="39"/>
-    <w:lsdException w:name="caption" w:uiPriority="35" w:qFormat="1"/>
-    <w:lsdException w:name="Title" w:semiHidden="0" w:uiPriority="10" w:unhideWhenUsed="0" w:qFormat="1"/>
-    <w:lsdException w:name="Default Paragraph Font" w:uiPriority="1"/>
-    <w:lsdException w:name="Subtitle" w:semiHidden="0" w:uiPriority="11" w:unhideWhenUsed="0" w:qFormat="1"/>
-    <w:lsdException w:name="Strong" w:semiHidden="0" w:uiPriority="22" w:unhideWhenUsed="0" w:qFormat="1"/>
-    <w:lsdException w:name="Emphasis" w:semiHidden="0" w:uiPriority="20" w:unhideWhenUsed="0" w:qFormat="1"/>
-    <w:lsdException w:name="Table Grid" w:semiHidden="0" w:uiPriority="39" w:unhideWhenUsed="0"/>
-    <w:lsdException w:name="Placeholder Text" w:unhideWhenUsed="0"/>
-    <w:lsdException w:name="No Spacing" w:semiHidden="0" w:uiPriority="1" w:unhideWhenUsed="0" w:qFormat="1"/>
-    <w:lsdException w:name="Light Shading" w:semiHidden="0" w:uiPriority="60" w:unhideWhenUsed="0"/>
-    <w:lsdException w:name="Light List" w:semiHidden="0" w:uiPriority="61" w:unhideWhenUsed="0"/>
-    <w:lsdException w:name="Light Grid" w:semiHidden="0" w:uiPriority="62" w:unhideWhenUsed="0"/>
-    <w:lsdException w:name="Medium Shading 1" w:semiHidden="0" w:uiPriority="63" w:unhideWhenUsed="0"/>
-    <w:lsdException w:name="Medium Shading 2" w:semiHidden="0" w:uiPriority="64" w:unhideWhenUsed="0"/>
-    <w:lsdException w:name="Medium List 1" w:semiHidden="0" w:uiPriority="65" w:unhideWhenUsed="0"/>
-    <w:lsdException w:name="Medium List 2" w:semiHidden="0" w:uiPriority="66" w:unhideWhenUsed="0"/>
-    <w:lsdException w:name="Medium Grid 1" w:semiHidden="0" w:uiPriority="67" w:unhideWhenUsed="0"/>
-    <w:lsdException w:name="Medium Grid 2" w:semiHidden="0" w:uiPriority="68" w:unhideWhenUsed="0"/>
-    <w:lsdException w:name="Medium Grid 3" w:semiHidden="0" w:uiPriority="69" w:unhideWhenUsed="0"/>
-    <w:lsdException w:name="Dark List" w:semiHidden="0" w:uiPriority="70" w:unhideWhenUsed="0"/>
-    <w:lsdException w:name="Colorful Shading" w:semiHidden="0" w:uiPriority="71" w:unhideWhenUsed="0"/>
-    <w:lsdException w:name="Colorful List" w:semiHidden="0" w:uiPriority="72" w:unhideWhenUsed="0"/>
-    <w:lsdException w:name="Colorful Grid" w:semiHidden="0" w:uiPriority="73" w:unhideWhenUsed="0"/>
-    <w:lsdException w:name="Light Shading Accent 1" w:semiHidden="0" w:uiPriority="60" w:unhideWhenUsed="0"/>
-    <w:lsdException w:name="Light List Accent 1" w:semiHidden="0" w:uiPriority="61" w:unhideWhenUsed="0"/>
-    <w:lsdException w:name="Light Grid Accent 1" w:semiHidden="0" w:uiPriority="62" w:unhideWhenUsed="0"/>
-    <w:lsdException w:name="Medium Shading 1 Accent 1" w:semiHidden="0" w:uiPriority="63" w:unhideWhenUsed="0"/>
-    <w:lsdException w:name="Medium Shading 2 Accent 1" w:semiHidden="0" w:uiPriority="64" w:unhideWhenUsed="0"/>
-    <w:lsdException w:name="Medium List 1 Accent 1" w:semiHidden="0" w:uiPriority="65" w:unhideWhenUsed="0"/>
-    <w:lsdException w:name="Revision" w:unhideWhenUsed="0"/>
-    <w:lsdException w:name="List Paragraph" w:semiHidden="0" w:uiPriority="34" w:unhideWhenUsed="0" w:qFormat="1"/>
-    <w:lsdException w:name="Quote" w:semiHidden="0" w:uiPriority="29" w:unhideWhenUsed="0" w:qFormat="1"/>
-    <w:lsdException w:name="Intense Quote" w:semiHidden="0" w:uiPriority="30" w:unhideWhenUsed="0" w:qFormat="1"/>
-    <w:lsdException w:name="Medium List 2 Accent 1" w:semiHidden="0" w:uiPriority="66" w:unhideWhenUsed="0"/>
-    <w:lsdException w:name="Medium Grid 1 Accent 1" w:semiHidden="0" w:uiPriority="67" w:unhideWhenUsed="0"/>
-    <w:lsdException w:name="Medium Grid 2 Accent 1" w:semiHidden="0" w:uiPriority="68" w:unhideWhenUsed="0"/>
-    <w:lsdException w:name="Medium Grid 3 Accent 1" w:semiHidden="0" w:uiPriority="69" w:unhideWhenUsed="0"/>
-    <w:lsdException w:name="Dark List Accent 1" w:semiHidden="0" w:uiPriority="70" w:unhideWhenUsed="0"/>
-    <w:lsdException w:name="Colorful Shading Accent 1" w:semiHidden="0" w:uiPriority="71" w:unhideWhenUsed="0"/>
-    <w:lsdException w:name="Colorful List Accent 1" w:semiHidden="0" w:uiPriority="72" w:unhideWhenUsed="0"/>
-    <w:lsdException w:name="Colorful Grid Accent 1" w:semiHidden="0" w:uiPriority="73" w:unhideWhenUsed="0"/>
-    <w:lsdException w:name="Light Shading Accent 2" w:semiHidden="0" w:uiPriority="60" w:unhideWhenUsed="0"/>
-    <w:lsdException w:name="Light List Accent 2" w:semiHidden="0" w:uiPriority="61" w:unhideWhenUsed="0"/>
-    <w:lsdException w:name="Light Grid Accent 2" w:semiHidden="0" w:uiPriority="62" w:unhideWhenUsed="0"/>
-    <w:lsdException w:name="Medium Shading 1 Accent 2" w:semiHidden="0" w:uiPriority="63" w:unhideWhenUsed="0"/>
-    <w:lsdException w:name="Medium Shading 2 Accent 2" w:semiHidden="0" w:uiPriority="64" w:unhideWhenUsed="0"/>
-    <w:lsdException w:name="Medium List 1 Accent 2" w:semiHidden="0" w:uiPriority="65" w:unhideWhenUsed="0"/>
-    <w:lsdException w:name="Medium List 2 Accent 2" w:semiHidden="0" w:uiPriority="66" w:unhideWhenUsed="0"/>
-    <w:lsdException w:name="Medium Grid 1 Accent 2" w:semiHidden="0" w:uiPriority="67" w:unhideWhenUsed="0"/>
-    <w:lsdException w:name="Medium Grid 2 Accent 2" w:semiHidden="0" w:uiPriority="68" w:unhideWhenUsed="0"/>
-    <w:lsdException w:name="Medium Grid 3 Accent 2" w:semiHidden="0" w:uiPriority="69" w:unhideWhenUsed="0"/>
-    <w:lsdException w:name="Dark List Accent 2" w:semiHidden="0" w:uiPriority="70" w:unhideWhenUsed="0"/>
-    <w:lsdException w:name="Colorful Shading Accent 2" w:semiHidden="0" w:uiPriority="71" w:unhideWhenUsed="0"/>
-    <w:lsdException w:name="Colorful List Accent 2" w:semiHidden="0" w:uiPriority="72" w:unhideWhenUsed="0"/>
-    <w:lsdException w:name="Colorful Grid Accent 2" w:semiHidden="0" w:uiPriority="73" w:unhideWhenUsed="0"/>
-    <w:lsdException w:name="Light Shading Accent 3" w:semiHidden="0" w:uiPriority="60" w:unhideWhenUsed="0"/>
-    <w:lsdException w:name="Light List Accent 3" w:semiHidden="0" w:uiPriority="61" w:unhideWhenUsed="0"/>
-    <w:lsdException w:name="Light Grid Accent 3" w:semiHidden="0" w:uiPriority="62" w:unhideWhenUsed="0"/>
-    <w:lsdException w:name="Medium Shading 1 Accent 3" w:semiHidden="0" w:uiPriority="63" w:unhideWhenUsed="0"/>
-    <w:lsdException w:name="Medium Shading 2 Accent 3" w:semiHidden="0" w:uiPriority="64" w:unhideWhenUsed="0"/>
-    <w:lsdException w:name="Medium List 1 Accent 3" w:semiHidden="0" w:uiPriority="65" w:unhideWhenUsed="0"/>
-    <w:lsdException w:name="Medium List 2 Accent 3" w:semiHidden="0" w:uiPriority="66" w:unhideWhenUsed="0"/>
-    <w:lsdException w:name="Medium Grid 1 Accent 3" w:semiHidden="0" w:uiPriority="67" w:unhideWhenUsed="0"/>
-    <w:lsdException w:name="Medium Grid 2 Accent 3" w:semiHidden="0" w:uiPriority="68" w:unhideWhenUsed="0"/>
-    <w:lsdException w:name="Medium Grid 3 Accent 3" w:semiHidden="0" w:uiPriority="69" w:unhideWhenUsed="0"/>
-    <w:lsdException w:name="Dark List Accent 3" w:semiHidden="0" w:uiPriority="70" w:unhideWhenUsed="0"/>
-    <w:lsdException w:name="Colorful Shading Accent 3" w:semiHidden="0" w:uiPriority="71" w:unhideWhenUsed="0"/>
-    <w:lsdException w:name="Colorful List Accent 3" w:semiHidden="0" w:uiPriority="72" w:unhideWhenUsed="0"/>
-    <w:lsdException w:name="Colorful Grid Accent 3" w:semiHidden="0" w:uiPriority="73" w:unhideWhenUsed="0"/>
-    <w:lsdException w:name="Light Shading Accent 4" w:semiHidden="0" w:uiPriority="60" w:unhideWhenUsed="0"/>
-    <w:lsdException w:name="Light List Accent 4" w:semiHidden="0" w:uiPriority="61" w:unhideWhenUsed="0"/>
-    <w:lsdException w:name="Light Grid Accent 4" w:semiHidden="0" w:uiPriority="62" w:unhideWhenUsed="0"/>
-    <w:lsdException w:name="Medium Shading 1 Accent 4" w:semiHidden="0" w:uiPriority="63" w:unhideWhenUsed="0"/>
-    <w:lsdException w:name="Medium Shading 2 Accent 4" w:semiHidden="0" w:uiPriority="64" w:unhideWhenUsed="0"/>
-    <w:lsdException w:name="Medium List 1 Accent 4" w:semiHidden="0" w:uiPriority="65" w:unhideWhenUsed="0"/>
-    <w:lsdException w:name="Medium List 2 Accent 4" w:semiHidden="0" w:uiPriority="66" w:unhideWhenUsed="0"/>
-    <w:lsdException w:name="Medium Grid 1 Accent 4" w:semiHidden="0" w:uiPriority="67" w:unhideWhenUsed="0"/>
-    <w:lsdException w:name="Medium Grid 2 Accent 4" w:semiHidden="0" w:uiPriority="68" w:unhideWhenUsed="0"/>
-    <w:lsdException w:name="Medium Grid 3 Accent 4" w:semiHidden="0" w:uiPriority="69" w:unhideWhenUsed="0"/>
-    <w:lsdException w:name="Dark List Accent 4" w:semiHidden="0" w:uiPriority="70" w:unhideWhenUsed="0"/>
-    <w:lsdException w:name="Colorful Shading Accent 4" w:semiHidden="0" w:uiPriority="71" w:unhideWhenUsed="0"/>
-    <w:lsdException w:name="Colorful List Accent 4" w:semiHidden="0" w:uiPriority="72" w:unhideWhenUsed="0"/>
-    <w:lsdException w:name="Colorful Grid Accent 4" w:semiHidden="0" w:uiPriority="73" w:unhideWhenUsed="0"/>
-    <w:lsdException w:name="Light Shading Accent 5" w:semiHidden="0" w:uiPriority="60" w:unhideWhenUsed="0"/>
-    <w:lsdException w:name="Light List Accent 5" w:semiHidden="0" w:uiPriority="61" w:unhideWhenUsed="0"/>
-    <w:lsdException w:name="Light Grid Accent 5" w:semiHidden="0" w:uiPriority="62" w:unhideWhenUsed="0"/>
-    <w:lsdException w:name="Medium Shading 1 Accent 5" w:semiHidden="0" w:uiPriority="63" w:unhideWhenUsed="0"/>
-    <w:lsdException w:name="Medium Shading 2 Accent 5" w:semiHidden="0" w:uiPriority="64" w:unhideWhenUsed="0"/>
-    <w:lsdException w:name="Medium List 1 Accent 5" w:semiHidden="0" w:uiPriority="65" w:unhideWhenUsed="0"/>
-    <w:lsdException w:name="Medium List 2 Accent 5" w:semiHidden="0" w:uiPriority="66" w:unhideWhenUsed="0"/>
-    <w:lsdException w:name="Medium Grid 1 Accent 5" w:semiHidden="0" w:uiPriority="67" w:unhideWhenUsed="0"/>
-    <w:lsdException w:name="Medium Grid 2 Accent 5" w:semiHidden="0" w:uiPriority="68" w:unhideWhenUsed="0"/>
-    <w:lsdException w:name="Medium Grid 3 Accent 5" w:semiHidden="0" w:uiPriority="69" w:unhideWhenUsed="0"/>
-    <w:lsdException w:name="Dark List Accent 5" w:semiHidden="0" w:uiPriority="70" w:unhideWhenUsed="0"/>
-    <w:lsdException w:name="Colorful Shading Accent 5" w:semiHidden="0" w:uiPriority="71" w:unhideWhenUsed="0"/>
-    <w:lsdException w:name="Colorful List Accent 5" w:semiHidden="0" w:uiPriority="72" w:unhideWhenUsed="0"/>
-    <w:lsdException w:name="Colorful Grid Accent 5" w:semiHidden="0" w:uiPriority="73" w:unhideWhenUsed="0"/>
-    <w:lsdException w:name="Light Shading Accent 6" w:semiHidden="0" w:uiPriority="60" w:unhideWhenUsed="0"/>
-    <w:lsdException w:name="Light List Accent 6" w:semiHidden="0" w:uiPriority="61" w:unhideWhenUsed="0"/>
-    <w:lsdException w:name="Light Grid Accent 6" w:semiHidden="0" w:uiPriority="62" w:unhideWhenUsed="0"/>
-    <w:lsdException w:name="Medium Shading 1 Accent 6" w:semiHidden="0" w:uiPriority="63" w:unhideWhenUsed="0"/>
-    <w:lsdException w:name="Medium Shading 2 Accent 6" w:semiHidden="0" w:uiPriority="64" w:unhideWhenUsed="0"/>
-    <w:lsdException w:name="Medium List 1 Accent 6" w:semiHidden="0" w:uiPriority="65" w:unhideWhenUsed="0"/>
-    <w:lsdException w:name="Medium List 2 Accent 6" w:semiHidden="0" w:uiPriority="66" w:unhideWhenUsed="0"/>
-    <w:lsdException w:name="Medium Grid 1 Accent 6" w:semiHidden="0" w:uiPriority="67" w:unhideWhenUsed="0"/>
-    <w:lsdException w:name="Medium Grid 2 Accent 6" w:semiHidden="0" w:uiPriority="68" w:unhideWhenUsed="0"/>
-    <w:lsdException w:name="Medium Grid 3 Accent 6" w:semiHidden="0" w:uiPriority="69" w:unhideWhenUsed="0"/>
-    <w:lsdException w:name="Dark List Accent 6" w:semiHidden="0" w:uiPriority="70" w:unhideWhenUsed="0"/>
-    <w:lsdException w:name="Colorful Shading Accent 6" w:semiHidden="0" w:uiPriority="71" w:unhideWhenUsed="0"/>
-    <w:lsdException w:name="Colorful List Accent 6" w:semiHidden="0" w:uiPriority="72" w:unhideWhenUsed="0"/>
-    <w:lsdException w:name="Colorful Grid Accent 6" w:semiHidden="0" w:uiPriority="73" w:unhideWhenUsed="0"/>
-    <w:lsdException w:name="Subtle Emphasis" w:semiHidden="0" w:uiPriority="19" w:unhideWhenUsed="0" w:qFormat="1"/>
-    <w:lsdException w:name="Intense Emphasis" w:semiHidden="0" w:uiPriority="21" w:unhideWhenUsed="0" w:qFormat="1"/>
-    <w:lsdException w:name="Subtle Reference" w:semiHidden="0" w:uiPriority="31" w:unhideWhenUsed="0" w:qFormat="1"/>
-    <w:lsdException w:name="Intense Reference" w:semiHidden="0" w:uiPriority="32" w:unhideWhenUsed="0" w:qFormat="1"/>
-    <w:lsdException w:name="Book Title" w:semiHidden="0" w:uiPriority="33" w:unhideWhenUsed="0" w:qFormat="1"/>
-    <w:lsdException w:name="Bibliography" w:uiPriority="37"/>
-    <w:lsdException w:name="TOC Heading" w:uiPriority="39" w:qFormat="1"/>
-  </w:latentStyles>
-  <w:style w:type="paragraph" w:default="1" w:styleId="Normal">
-    <w:name w:val="Normal"/>
-    <w:aliases w:val="05 Normal"/>
-    <w:qFormat/>
-    <w:rsid w:val="00517908"/>
-  </w:style>
-  <w:style w:type="paragraph" w:styleId="Heading1">
-    <w:name w:val="heading 1"/>
-    <w:aliases w:val="Theme Title 1"/>
-    <w:basedOn w:val="Normal"/>
-    <w:next w:val="Normal"/>
-    <w:link w:val="Heading1Char"/>
-    <w:uiPriority w:val="9"/>
-    <w:qFormat/>
-    <w:rsid w:val="002915B4"/>
-    <w:pPr>
-      <w:keepNext/>
-      <w:keepLines/>
-      <w:spacing w:before="240" w:after="0"/>
-      <w:jc w:val="center"/>
-      <w:outlineLvl w:val="0"/>
-    </w:pPr>
-    <w:rPr>
-      <w:rFonts w:eastAsiaTheme="majorEastAsia" w:cstheme="majorBidi"/>
-      <w:b/>
-      <w:sz w:val="36"/>
-      <w:szCs w:val="32"/>
-    </w:rPr>
-  </w:style>
-  <w:style w:type="paragraph" w:styleId="Heading2">
-    <w:name w:val="heading 2"/>
-    <w:aliases w:val="02 Name"/>
-    <w:basedOn w:val="Normal"/>
-    <w:next w:val="Normal"/>
-    <w:link w:val="Heading2Char"/>
-    <w:uiPriority w:val="9"/>
-    <w:unhideWhenUsed/>
-    <w:qFormat/>
-    <w:rsid w:val="00B60B3C"/>
-    <w:pPr>
-      <w:keepNext/>
-      <w:keepLines/>
-      <w:spacing w:before="240" w:after="120"/>
-      <w:jc w:val="center"/>
-      <w:outlineLvl w:val="1"/>
-    </w:pPr>
-    <w:rPr>
-      <w:rFonts w:eastAsiaTheme="majorEastAsia" w:cstheme="majorBidi"/>
-      <w:color w:val="000000" w:themeColor="text1"/>
-      <w:szCs w:val="26"/>
-    </w:rPr>
-  </w:style>
-  <w:style w:type="paragraph" w:styleId="Heading3">
-    <w:name w:val="heading 3"/>
-    <w:aliases w:val="03 Affiliation"/>
-    <w:basedOn w:val="Normal"/>
-    <w:next w:val="Normal"/>
-    <w:link w:val="Heading3Char"/>
-    <w:uiPriority w:val="9"/>
-    <w:unhideWhenUsed/>
-    <w:qFormat/>
-    <w:rsid w:val="00882EFC"/>
-    <w:pPr>
-      <w:keepNext/>
-      <w:keepLines/>
-      <w:spacing w:before="100" w:beforeAutospacing="1" w:after="120" w:line="240" w:lineRule="auto"/>
-      <w:contextualSpacing/>
-      <w:jc w:val="center"/>
-      <w:outlineLvl w:val="2"/>
-    </w:pPr>
-    <w:rPr>
-      <w:rFonts w:eastAsiaTheme="majorEastAsia" w:cstheme="majorBidi"/>
-      <w:i/>
-      <w:color w:val="000000" w:themeColor="text1"/>
-    </w:rPr>
-  </w:style>
-  <w:style w:type="paragraph" w:styleId="Heading4">
-    <w:name w:val="heading 4"/>
-    <w:basedOn w:val="Normal"/>
-    <w:next w:val="Normal"/>
-    <w:uiPriority w:val="9"/>
-    <w:semiHidden/>
-    <w:unhideWhenUsed/>
-    <w:qFormat/>
-    <w:pPr>
-      <w:keepNext/>
-      <w:keepLines/>
-      <w:spacing w:before="240" w:after="40"/>
-      <w:outlineLvl w:val="3"/>
-    </w:pPr>
-    <w:rPr>
-      <w:b/>
-    </w:rPr>
-  </w:style>
-  <w:style w:type="paragraph" w:styleId="Heading5">
-    <w:name w:val="heading 5"/>
-    <w:basedOn w:val="Normal"/>
-    <w:next w:val="Normal"/>
-    <w:uiPriority w:val="9"/>
-    <w:semiHidden/>
-    <w:unhideWhenUsed/>
-    <w:qFormat/>
-    <w:pPr>
-      <w:keepNext/>
-      <w:keepLines/>
-      <w:spacing w:before="220" w:after="40"/>
-      <w:outlineLvl w:val="4"/>
-    </w:pPr>
-    <w:rPr>
-      <w:b/>
-      <w:sz w:val="22"/>
-      <w:szCs w:val="22"/>
-    </w:rPr>
-  </w:style>
-  <w:style w:type="paragraph" w:styleId="Heading6">
-    <w:name w:val="heading 6"/>
-    <w:basedOn w:val="Normal"/>
-    <w:next w:val="Normal"/>
-    <w:link w:val="Heading6Char"/>
-    <w:uiPriority w:val="9"/>
-    <w:semiHidden/>
-    <w:unhideWhenUsed/>
-    <w:qFormat/>
-    <w:rsid w:val="00A0619C"/>
-    <w:pPr>
-      <w:keepNext/>
-      <w:keepLines/>
-      <w:spacing w:before="40" w:after="0"/>
-      <w:outlineLvl w:val="5"/>
-    </w:pPr>
-    <w:rPr>
-      <w:rFonts w:asciiTheme="majorHAnsi" w:eastAsiaTheme="majorEastAsia" w:hAnsiTheme="majorHAnsi" w:cstheme="majorBidi"/>
-      <w:color w:val="1F4D78" w:themeColor="accent1" w:themeShade="7F"/>
-    </w:rPr>
-  </w:style>
-  <w:style w:type="character" w:default="1" w:styleId="DefaultParagraphFont">
-    <w:name w:val="Default Paragraph Font"/>
-    <w:uiPriority w:val="1"/>
-    <w:semiHidden/>
-    <w:unhideWhenUsed/>
-  </w:style>
-  <w:style w:type="table" w:default="1" w:styleId="TableNormal">
-    <w:name w:val="Normal Table"/>
-    <w:uiPriority w:val="99"/>
-    <w:semiHidden/>
-    <w:unhideWhenUsed/>
-    <w:tblPr>
-      <w:tblInd w:w="0" w:type="dxa"/>
-      <w:tblCellMar>
-        <w:top w:w="0" w:type="dxa"/>
-        <w:left w:w="108" w:type="dxa"/>
-        <w:bottom w:w="0" w:type="dxa"/>
-        <w:right w:w="108" w:type="dxa"/>
-      </w:tblCellMar>
-    </w:tblPr>
-  </w:style>
-  <w:style w:type="numbering" w:default="1" w:styleId="NoList">
-    <w:name w:val="No List"/>
-    <w:uiPriority w:val="99"/>
-    <w:semiHidden/>
-    <w:unhideWhenUsed/>
-  </w:style>
-  <w:style w:type="paragraph" w:styleId="Title">
-    <w:name w:val="Title"/>
-    <w:aliases w:val="01 Title"/>
-    <w:basedOn w:val="Normal"/>
-    <w:next w:val="Normal"/>
-    <w:link w:val="TitleChar"/>
-    <w:uiPriority w:val="10"/>
-    <w:qFormat/>
-    <w:rsid w:val="004A341A"/>
-    <w:pPr>
-      <w:spacing w:after="0" w:line="240" w:lineRule="auto"/>
-      <w:contextualSpacing/>
-      <w:jc w:val="center"/>
-    </w:pPr>
-    <w:rPr>
-      <w:rFonts w:eastAsiaTheme="majorEastAsia" w:cstheme="majorBidi"/>
-      <w:b/>
-      <w:spacing w:val="-10"/>
-      <w:kern w:val="28"/>
-      <w:sz w:val="28"/>
-      <w:szCs w:val="56"/>
-    </w:rPr>
-  </w:style>
-  <w:style w:type="character" w:customStyle="1" w:styleId="Heading1Char">
-    <w:name w:val="Heading 1 Char"/>
-    <w:aliases w:val="Theme Title 1 Char"/>
-    <w:basedOn w:val="DefaultParagraphFont"/>
-    <w:link w:val="Heading1"/>
-    <w:uiPriority w:val="9"/>
-    <w:rsid w:val="002915B4"/>
-    <w:rPr>
-      <w:rFonts w:ascii="Times New Roman" w:eastAsiaTheme="majorEastAsia" w:hAnsi="Times New Roman" w:cstheme="majorBidi"/>
-      <w:b/>
-      <w:sz w:val="36"/>
-      <w:szCs w:val="32"/>
-    </w:rPr>
-  </w:style>
-  <w:style w:type="character" w:customStyle="1" w:styleId="Heading2Char">
-    <w:name w:val="Heading 2 Char"/>
-    <w:aliases w:val="02 Name Char"/>
-    <w:basedOn w:val="DefaultParagraphFont"/>
-    <w:link w:val="Heading2"/>
-    <w:uiPriority w:val="9"/>
-    <w:rsid w:val="00B60B3C"/>
-    <w:rPr>
-      <w:rFonts w:ascii="Times New Roman" w:eastAsiaTheme="majorEastAsia" w:hAnsi="Times New Roman" w:cstheme="majorBidi"/>
-      <w:color w:val="000000" w:themeColor="text1"/>
-      <w:sz w:val="24"/>
-      <w:szCs w:val="26"/>
-    </w:rPr>
-  </w:style>
-  <w:style w:type="character" w:customStyle="1" w:styleId="Heading3Char">
-    <w:name w:val="Heading 3 Char"/>
-    <w:aliases w:val="03 Affiliation Char"/>
-    <w:basedOn w:val="DefaultParagraphFont"/>
-    <w:link w:val="Heading3"/>
-    <w:uiPriority w:val="9"/>
-    <w:rsid w:val="00882EFC"/>
-    <w:rPr>
-      <w:rFonts w:ascii="Times New Roman" w:eastAsiaTheme="majorEastAsia" w:hAnsi="Times New Roman" w:cstheme="majorBidi"/>
-      <w:i/>
-      <w:color w:val="000000" w:themeColor="text1"/>
-      <w:sz w:val="24"/>
-      <w:szCs w:val="24"/>
-    </w:rPr>
-  </w:style>
-  <w:style w:type="character" w:customStyle="1" w:styleId="Heading6Char">
-    <w:name w:val="Heading 6 Char"/>
-    <w:basedOn w:val="DefaultParagraphFont"/>
-    <w:link w:val="Heading6"/>
-    <w:uiPriority w:val="9"/>
-    <w:semiHidden/>
-    <w:rsid w:val="00A0619C"/>
-    <w:rPr>
-      <w:rFonts w:asciiTheme="majorHAnsi" w:eastAsiaTheme="majorEastAsia" w:hAnsiTheme="majorHAnsi" w:cstheme="majorBidi"/>
-      <w:color w:val="1F4D78" w:themeColor="accent1" w:themeShade="7F"/>
-      <w:sz w:val="24"/>
-    </w:rPr>
-  </w:style>
-  <w:style w:type="paragraph" w:styleId="Header">
-    <w:name w:val="header"/>
-    <w:basedOn w:val="Normal"/>
-    <w:link w:val="HeaderChar"/>
-    <w:uiPriority w:val="99"/>
-    <w:unhideWhenUsed/>
-    <w:rsid w:val="00FE01C5"/>
-    <w:pPr>
-      <w:tabs>
-        <w:tab w:val="center" w:pos="4513"/>
-        <w:tab w:val="right" w:pos="9026"/>
-      </w:tabs>
-      <w:spacing w:after="0" w:line="240" w:lineRule="auto"/>
-    </w:pPr>
-  </w:style>
-  <w:style w:type="character" w:customStyle="1" w:styleId="HeaderChar">
-    <w:name w:val="Header Char"/>
-    <w:basedOn w:val="DefaultParagraphFont"/>
-    <w:link w:val="Header"/>
-    <w:uiPriority w:val="99"/>
-    <w:rsid w:val="00FE01C5"/>
-  </w:style>
-  <w:style w:type="paragraph" w:styleId="Footer">
-    <w:name w:val="footer"/>
-    <w:basedOn w:val="Normal"/>
-    <w:link w:val="FooterChar"/>
-    <w:uiPriority w:val="99"/>
-    <w:unhideWhenUsed/>
-    <w:rsid w:val="00FE01C5"/>
-    <w:pPr>
-      <w:tabs>
-        <w:tab w:val="center" w:pos="4513"/>
-        <w:tab w:val="right" w:pos="9026"/>
-      </w:tabs>
-      <w:spacing w:after="0" w:line="240" w:lineRule="auto"/>
-    </w:pPr>
-  </w:style>
-  <w:style w:type="character" w:customStyle="1" w:styleId="FooterChar">
-    <w:name w:val="Footer Char"/>
-    <w:basedOn w:val="DefaultParagraphFont"/>
-    <w:link w:val="Footer"/>
-    <w:uiPriority w:val="99"/>
-    <w:rsid w:val="00FE01C5"/>
-  </w:style>
-  <w:style w:type="paragraph" w:styleId="ListParagraph">
-    <w:name w:val="List Paragraph"/>
-    <w:basedOn w:val="Normal"/>
-    <w:uiPriority w:val="34"/>
-    <w:qFormat/>
-    <w:rsid w:val="009B4EF3"/>
-    <w:pPr>
-      <w:ind w:left="720"/>
-      <w:contextualSpacing/>
-    </w:pPr>
-  </w:style>
-  <w:style w:type="character" w:styleId="Hyperlink">
-    <w:name w:val="Hyperlink"/>
-    <w:basedOn w:val="DefaultParagraphFont"/>
-    <w:uiPriority w:val="99"/>
-    <w:unhideWhenUsed/>
-    <w:rsid w:val="009E19B3"/>
-    <w:rPr>
-      <w:color w:val="0563C1" w:themeColor="hyperlink"/>
-      <w:u w:val="single"/>
-    </w:rPr>
-  </w:style>
-  <w:style w:type="paragraph" w:styleId="NoSpacing">
-    <w:name w:val="No Spacing"/>
-    <w:aliases w:val="Keywords"/>
-    <w:link w:val="NoSpacingChar"/>
-    <w:uiPriority w:val="1"/>
-    <w:qFormat/>
-    <w:rsid w:val="00517908"/>
-    <w:pPr>
-      <w:spacing w:after="0" w:line="240" w:lineRule="auto"/>
-    </w:pPr>
-    <w:rPr>
-      <w:rFonts w:eastAsiaTheme="minorEastAsia"/>
-      <w:i/>
-      <w:lang w:val="en-US"/>
-    </w:rPr>
-  </w:style>
-  <w:style w:type="character" w:customStyle="1" w:styleId="NoSpacingChar">
-    <w:name w:val="No Spacing Char"/>
-    <w:aliases w:val="Keywords Char"/>
-    <w:basedOn w:val="DefaultParagraphFont"/>
-    <w:link w:val="NoSpacing"/>
-    <w:uiPriority w:val="1"/>
-    <w:rsid w:val="00517908"/>
-    <w:rPr>
-      <w:rFonts w:ascii="Times New Roman" w:eastAsiaTheme="minorEastAsia" w:hAnsi="Times New Roman"/>
-      <w:i/>
-      <w:lang w:val="en-US" w:bidi="ar-SA"/>
-    </w:rPr>
-  </w:style>
-  <w:style w:type="character" w:customStyle="1" w:styleId="TitleChar">
-    <w:name w:val="Title Char"/>
-    <w:aliases w:val="01 Title Char"/>
-    <w:basedOn w:val="DefaultParagraphFont"/>
-    <w:link w:val="Title"/>
-    <w:uiPriority w:val="10"/>
-    <w:rsid w:val="004A341A"/>
-    <w:rPr>
-      <w:rFonts w:ascii="Times New Roman" w:eastAsiaTheme="majorEastAsia" w:hAnsi="Times New Roman" w:cstheme="majorBidi"/>
-      <w:b/>
-      <w:spacing w:val="-10"/>
-      <w:kern w:val="28"/>
-      <w:sz w:val="28"/>
-      <w:szCs w:val="56"/>
-    </w:rPr>
-  </w:style>
-  <w:style w:type="paragraph" w:styleId="NormalWeb">
-    <w:name w:val="Normal (Web)"/>
-    <w:basedOn w:val="Normal"/>
-    <w:uiPriority w:val="99"/>
-    <w:unhideWhenUsed/>
-    <w:rsid w:val="005529C7"/>
-    <w:pPr>
-      <w:spacing w:before="100" w:beforeAutospacing="1" w:after="100" w:afterAutospacing="1" w:line="240" w:lineRule="auto"/>
-    </w:pPr>
-    <w:rPr>
-      <w:rFonts w:eastAsiaTheme="minorEastAsia"/>
-      <w:lang w:eastAsia="en-GB"/>
-    </w:rPr>
-  </w:style>
-  <w:style w:type="paragraph" w:customStyle="1" w:styleId="06Keywords">
-    <w:name w:val="06 Keywords"/>
-    <w:basedOn w:val="Normal"/>
-    <w:link w:val="06KeywordsChar"/>
-    <w:autoRedefine/>
-    <w:qFormat/>
-    <w:rsid w:val="00024FF5"/>
-    <w:pPr>
-      <w:spacing w:before="240" w:after="120" w:line="240" w:lineRule="auto"/>
-      <w:jc w:val="left"/>
-      <w:outlineLvl w:val="0"/>
-    </w:pPr>
-    <w:rPr>
-      <w:rFonts w:cs="Arial Unicode MS"/>
-      <w:bCs/>
-      <w:i/>
-      <w:sz w:val="22"/>
-      <w:lang w:val="en-US"/>
-    </w:rPr>
-  </w:style>
-  <w:style w:type="character" w:customStyle="1" w:styleId="06KeywordsChar">
-    <w:name w:val="06 Keywords Char"/>
-    <w:link w:val="06Keywords"/>
-    <w:rsid w:val="00024FF5"/>
-    <w:rPr>
-      <w:rFonts w:ascii="Times New Roman" w:eastAsia="Times New Roman" w:hAnsi="Times New Roman" w:cs="Arial Unicode MS"/>
-      <w:bCs/>
-      <w:i/>
-      <w:lang w:val="en-US"/>
-    </w:rPr>
-  </w:style>
-  <w:style w:type="paragraph" w:customStyle="1" w:styleId="Affiliations">
-    <w:name w:val="Affiliations"/>
-    <w:basedOn w:val="Abstractbody"/>
-    <w:link w:val="AffiliationsChar"/>
-    <w:qFormat/>
-    <w:rsid w:val="00F574F6"/>
-    <w:pPr>
-      <w:ind w:firstLine="227"/>
-      <w:jc w:val="center"/>
-    </w:pPr>
-    <w:rPr>
-      <w:i/>
-      <w:sz w:val="22"/>
-      <w:szCs w:val="22"/>
-    </w:rPr>
-  </w:style>
-  <w:style w:type="paragraph" w:customStyle="1" w:styleId="Abstractbody">
-    <w:name w:val="Abstract body"/>
-    <w:basedOn w:val="Normal"/>
-    <w:link w:val="AbstractbodyChar"/>
-    <w:qFormat/>
-    <w:rsid w:val="00267F25"/>
-    <w:pPr>
-      <w:spacing w:after="0" w:line="360" w:lineRule="auto"/>
-      <w:ind w:firstLine="720"/>
-      <w:jc w:val="left"/>
-    </w:pPr>
-    <w:rPr>
-      <w:rFonts w:eastAsia="Calibri" w:cs="Arial Unicode MS"/>
-      <w:iCs/>
-      <w:lang w:val="en-US"/>
-    </w:rPr>
-  </w:style>
-  <w:style w:type="character" w:customStyle="1" w:styleId="AbstractbodyChar">
-    <w:name w:val="Abstract body Char"/>
-    <w:link w:val="Abstractbody"/>
-    <w:rsid w:val="00267F25"/>
-    <w:rPr>
-      <w:rFonts w:ascii="Times New Roman" w:eastAsia="Calibri" w:hAnsi="Times New Roman" w:cs="Arial Unicode MS"/>
-      <w:iCs/>
-      <w:sz w:val="24"/>
-      <w:szCs w:val="24"/>
-      <w:lang w:val="en-US"/>
-    </w:rPr>
-  </w:style>
-  <w:style w:type="character" w:customStyle="1" w:styleId="AffiliationsChar">
-    <w:name w:val="Affiliations Char"/>
-    <w:link w:val="Affiliations"/>
-    <w:rsid w:val="00F574F6"/>
-    <w:rPr>
-      <w:rFonts w:ascii="Times New Roman" w:eastAsia="Calibri" w:hAnsi="Times New Roman" w:cs="Arial Unicode MS"/>
-      <w:i/>
-      <w:iCs/>
-      <w:lang w:val="en-US"/>
-    </w:rPr>
-  </w:style>
-  <w:style w:type="character" w:customStyle="1" w:styleId="e-mail">
-    <w:name w:val="e-mail"/>
-    <w:rsid w:val="00267F25"/>
-    <w:rPr>
-      <w:rFonts w:ascii="Courier" w:hAnsi="Courier"/>
-      <w:noProof/>
-      <w:lang w:val="en-US"/>
-    </w:rPr>
-  </w:style>
-  <w:style w:type="paragraph" w:customStyle="1" w:styleId="Corespondingauthoremail">
-    <w:name w:val="Coresponding author email"/>
-    <w:basedOn w:val="Normal"/>
-    <w:qFormat/>
-    <w:rsid w:val="00267F25"/>
-    <w:pPr>
-      <w:overflowPunct w:val="0"/>
-      <w:autoSpaceDE w:val="0"/>
-      <w:autoSpaceDN w:val="0"/>
-      <w:adjustRightInd w:val="0"/>
-      <w:spacing w:after="0" w:line="240" w:lineRule="atLeast"/>
-      <w:ind w:firstLine="227"/>
-      <w:jc w:val="center"/>
-      <w:textAlignment w:val="baseline"/>
-    </w:pPr>
-    <w:rPr>
-      <w:sz w:val="22"/>
-      <w:lang w:val="en-US" w:eastAsia="de-DE"/>
-    </w:rPr>
-  </w:style>
-  <w:style w:type="paragraph" w:customStyle="1" w:styleId="04Email">
-    <w:name w:val="04 Email"/>
-    <w:basedOn w:val="Normal"/>
-    <w:link w:val="04EmailChar"/>
-    <w:qFormat/>
-    <w:rsid w:val="009807B9"/>
-    <w:pPr>
-      <w:spacing w:after="0" w:line="360" w:lineRule="auto"/>
-      <w:jc w:val="center"/>
-    </w:pPr>
-    <w:rPr>
-      <w:rFonts w:eastAsia="Calibri" w:cs="Arial Unicode MS"/>
-      <w:i/>
-      <w:sz w:val="22"/>
-      <w:szCs w:val="20"/>
-      <w:lang w:val="en-US"/>
-    </w:rPr>
-  </w:style>
-  <w:style w:type="character" w:customStyle="1" w:styleId="04EmailChar">
-    <w:name w:val="04 Email Char"/>
-    <w:link w:val="04Email"/>
-    <w:rsid w:val="009807B9"/>
-    <w:rPr>
-      <w:rFonts w:ascii="Times New Roman" w:eastAsia="Calibri" w:hAnsi="Times New Roman" w:cs="Arial Unicode MS"/>
-      <w:i/>
-      <w:szCs w:val="20"/>
-      <w:lang w:val="en-US"/>
-    </w:rPr>
-  </w:style>
-  <w:style w:type="paragraph" w:customStyle="1" w:styleId="Authors">
-    <w:name w:val="Authors"/>
-    <w:basedOn w:val="Normal"/>
-    <w:link w:val="AuthorsChar"/>
-    <w:qFormat/>
-    <w:rsid w:val="00557B39"/>
-    <w:pPr>
-      <w:spacing w:after="0" w:line="240" w:lineRule="auto"/>
-      <w:jc w:val="center"/>
-      <w:outlineLvl w:val="0"/>
-    </w:pPr>
-    <w:rPr>
-      <w:rFonts w:eastAsia="Calibri" w:cs="Arial Unicode MS"/>
-      <w:sz w:val="22"/>
-      <w:lang w:val="en-US"/>
-    </w:rPr>
-  </w:style>
-  <w:style w:type="character" w:customStyle="1" w:styleId="AuthorsChar">
-    <w:name w:val="Authors Char"/>
-    <w:link w:val="Authors"/>
-    <w:rsid w:val="00557B39"/>
-    <w:rPr>
-      <w:rFonts w:ascii="Times New Roman" w:eastAsia="Calibri" w:hAnsi="Times New Roman" w:cs="Arial Unicode MS"/>
-      <w:lang w:val="en-US"/>
-    </w:rPr>
-  </w:style>
-  <w:style w:type="paragraph" w:customStyle="1" w:styleId="Keywords">
-    <w:name w:val="Key words"/>
-    <w:basedOn w:val="Normal"/>
-    <w:link w:val="KeywordsChar"/>
-    <w:qFormat/>
-    <w:rsid w:val="00557B39"/>
-    <w:pPr>
-      <w:spacing w:after="0" w:line="240" w:lineRule="auto"/>
-    </w:pPr>
-    <w:rPr>
-      <w:rFonts w:eastAsia="Calibri" w:cs="Arial Unicode MS"/>
-      <w:i/>
-      <w:sz w:val="20"/>
-      <w:szCs w:val="20"/>
-      <w:lang w:val="en-US"/>
-    </w:rPr>
-  </w:style>
-  <w:style w:type="character" w:customStyle="1" w:styleId="KeywordsChar">
-    <w:name w:val="Key words Char"/>
-    <w:link w:val="Keywords"/>
-    <w:rsid w:val="00557B39"/>
-    <w:rPr>
-      <w:rFonts w:ascii="Times New Roman" w:eastAsia="Calibri" w:hAnsi="Times New Roman" w:cs="Arial Unicode MS"/>
-      <w:i/>
-      <w:sz w:val="20"/>
-      <w:szCs w:val="20"/>
-      <w:lang w:val="en-US"/>
-    </w:rPr>
-  </w:style>
-  <w:style w:type="paragraph" w:customStyle="1" w:styleId="TitleOfPaperCover">
-    <w:name w:val="TitleOfPaper_Cover"/>
-    <w:basedOn w:val="Normal"/>
-    <w:rsid w:val="00557B39"/>
-    <w:pPr>
-      <w:keepNext/>
-      <w:keepLines/>
-      <w:tabs>
-        <w:tab w:val="right" w:pos="8640"/>
-      </w:tabs>
-      <w:spacing w:after="0" w:line="480" w:lineRule="auto"/>
-      <w:jc w:val="center"/>
-    </w:pPr>
-    <w:rPr>
-      <w:lang w:val="en-US"/>
-    </w:rPr>
-  </w:style>
-  <w:style w:type="paragraph" w:styleId="BalloonText">
-    <w:name w:val="Balloon Text"/>
-    <w:basedOn w:val="Normal"/>
-    <w:link w:val="BalloonTextChar"/>
-    <w:uiPriority w:val="99"/>
-    <w:semiHidden/>
-    <w:unhideWhenUsed/>
-    <w:rsid w:val="00AC6BB1"/>
-    <w:pPr>
-      <w:spacing w:after="0" w:line="240" w:lineRule="auto"/>
-    </w:pPr>
-    <w:rPr>
-      <w:rFonts w:ascii="Tahoma" w:hAnsi="Tahoma" w:cs="Tahoma"/>
-      <w:sz w:val="16"/>
-      <w:szCs w:val="16"/>
-    </w:rPr>
-  </w:style>
-  <w:style w:type="character" w:customStyle="1" w:styleId="BalloonTextChar">
-    <w:name w:val="Balloon Text Char"/>
-    <w:basedOn w:val="DefaultParagraphFont"/>
-    <w:link w:val="BalloonText"/>
-    <w:uiPriority w:val="99"/>
-    <w:semiHidden/>
-    <w:rsid w:val="00AC6BB1"/>
-    <w:rPr>
-      <w:rFonts w:ascii="Tahoma" w:hAnsi="Tahoma" w:cs="Tahoma"/>
-      <w:sz w:val="16"/>
-      <w:szCs w:val="16"/>
-    </w:rPr>
-  </w:style>
-  <w:style w:type="character" w:customStyle="1" w:styleId="publisher">
-    <w:name w:val="publisher"/>
-    <w:basedOn w:val="DefaultParagraphFont"/>
-    <w:rsid w:val="00C5738A"/>
-  </w:style>
-  <w:style w:type="character" w:styleId="Strong">
-    <w:name w:val="Strong"/>
-    <w:basedOn w:val="DefaultParagraphFont"/>
-    <w:uiPriority w:val="22"/>
-    <w:qFormat/>
-    <w:rsid w:val="00BB37CD"/>
-    <w:rPr>
-      <w:b/>
-      <w:bCs/>
-    </w:rPr>
-  </w:style>
-  <w:style w:type="character" w:styleId="CommentReference">
-    <w:name w:val="annotation reference"/>
-    <w:basedOn w:val="DefaultParagraphFont"/>
-    <w:uiPriority w:val="99"/>
-    <w:semiHidden/>
-    <w:unhideWhenUsed/>
-    <w:rsid w:val="002A5AA0"/>
-    <w:rPr>
-      <w:sz w:val="16"/>
-      <w:szCs w:val="16"/>
-    </w:rPr>
-  </w:style>
-  <w:style w:type="character" w:customStyle="1" w:styleId="word">
-    <w:name w:val="word"/>
-    <w:basedOn w:val="DefaultParagraphFont"/>
-    <w:rsid w:val="002A5AA0"/>
-  </w:style>
-  <w:style w:type="paragraph" w:customStyle="1" w:styleId="Default">
-    <w:name w:val="Default"/>
-    <w:rsid w:val="002A5AA0"/>
-    <w:pPr>
-      <w:autoSpaceDE w:val="0"/>
-      <w:autoSpaceDN w:val="0"/>
-      <w:adjustRightInd w:val="0"/>
-      <w:spacing w:after="0" w:line="240" w:lineRule="auto"/>
-    </w:pPr>
-    <w:rPr>
-      <w:rFonts w:ascii="Palatino Linotype" w:hAnsi="Palatino Linotype" w:cs="Palatino Linotype"/>
-      <w:color w:val="000000"/>
-      <w:lang w:val="en-US"/>
-    </w:rPr>
-  </w:style>
-  <w:style w:type="character" w:customStyle="1" w:styleId="fontstyle01">
-    <w:name w:val="fontstyle01"/>
-    <w:basedOn w:val="DefaultParagraphFont"/>
-    <w:rsid w:val="002A5AA0"/>
-    <w:rPr>
-      <w:rFonts w:ascii="TimesNewRomanPSMT" w:hAnsi="TimesNewRomanPSMT" w:hint="default"/>
-      <w:b w:val="0"/>
-      <w:bCs w:val="0"/>
-      <w:i w:val="0"/>
-      <w:iCs w:val="0"/>
-      <w:color w:val="000000"/>
-      <w:sz w:val="24"/>
-      <w:szCs w:val="24"/>
-    </w:rPr>
-  </w:style>
-  <w:style w:type="paragraph" w:customStyle="1" w:styleId="AuthorInfo">
-    <w:name w:val="Author Info"/>
-    <w:basedOn w:val="Normal"/>
-    <w:rsid w:val="002A5AA0"/>
-    <w:pPr>
-      <w:tabs>
-        <w:tab w:val="right" w:pos="8640"/>
-      </w:tabs>
-      <w:spacing w:after="0" w:line="480" w:lineRule="auto"/>
-      <w:jc w:val="center"/>
-    </w:pPr>
-    <w:rPr>
-      <w:lang w:val="en-US"/>
-    </w:rPr>
-  </w:style>
-  <w:style w:type="paragraph" w:customStyle="1" w:styleId="IEEEAuthorName">
-    <w:name w:val="IEEE Author Name"/>
-    <w:basedOn w:val="Normal"/>
-    <w:next w:val="Normal"/>
-    <w:rsid w:val="002A5AA0"/>
-    <w:pPr>
-      <w:adjustRightInd w:val="0"/>
-      <w:snapToGrid w:val="0"/>
-      <w:spacing w:before="120" w:after="120"/>
-      <w:jc w:val="center"/>
-    </w:pPr>
-    <w:rPr>
-      <w:sz w:val="22"/>
-      <w:lang w:eastAsia="en-GB"/>
-    </w:rPr>
-  </w:style>
-  <w:style w:type="paragraph" w:styleId="BodyText">
-    <w:name w:val="Body Text"/>
-    <w:basedOn w:val="Normal"/>
-    <w:link w:val="BodyTextChar"/>
-    <w:uiPriority w:val="1"/>
-    <w:qFormat/>
-    <w:rsid w:val="006367E8"/>
-    <w:pPr>
-      <w:widowControl w:val="0"/>
-      <w:autoSpaceDE w:val="0"/>
-      <w:autoSpaceDN w:val="0"/>
-      <w:spacing w:after="0" w:line="240" w:lineRule="auto"/>
-      <w:jc w:val="left"/>
-    </w:pPr>
-    <w:rPr>
-      <w:sz w:val="25"/>
-      <w:szCs w:val="25"/>
-      <w:lang w:val="en-US" w:bidi="en-US"/>
-    </w:rPr>
-  </w:style>
-  <w:style w:type="character" w:customStyle="1" w:styleId="BodyTextChar">
-    <w:name w:val="Body Text Char"/>
-    <w:basedOn w:val="DefaultParagraphFont"/>
-    <w:link w:val="BodyText"/>
-    <w:uiPriority w:val="1"/>
-    <w:rsid w:val="006367E8"/>
-    <w:rPr>
-      <w:rFonts w:ascii="Times New Roman" w:eastAsia="Times New Roman" w:hAnsi="Times New Roman" w:cs="Times New Roman"/>
-      <w:sz w:val="25"/>
-      <w:szCs w:val="25"/>
-      <w:lang w:val="en-US" w:bidi="en-US"/>
-    </w:rPr>
-  </w:style>
-  <w:style w:type="paragraph" w:styleId="TOC1">
-    <w:name w:val="toc 1"/>
-    <w:basedOn w:val="Normal"/>
-    <w:next w:val="Normal"/>
-    <w:autoRedefine/>
-    <w:uiPriority w:val="39"/>
-    <w:unhideWhenUsed/>
-    <w:rsid w:val="008C60D7"/>
-    <w:pPr>
-      <w:tabs>
-        <w:tab w:val="right" w:pos="8540"/>
-      </w:tabs>
-      <w:spacing w:before="240" w:after="100"/>
-      <w:ind w:left="-180" w:right="360"/>
-      <w:jc w:val="left"/>
-    </w:pPr>
-    <w:rPr>
-      <w:b/>
-      <w:color w:val="000000" w:themeColor="text1"/>
-    </w:rPr>
-  </w:style>
-  <w:style w:type="paragraph" w:styleId="TOC2">
-    <w:name w:val="toc 2"/>
-    <w:basedOn w:val="Normal"/>
-    <w:next w:val="Normal"/>
-    <w:autoRedefine/>
-    <w:uiPriority w:val="39"/>
-    <w:unhideWhenUsed/>
-    <w:rsid w:val="00B55BBE"/>
-    <w:pPr>
-      <w:tabs>
-        <w:tab w:val="right" w:pos="9530"/>
-      </w:tabs>
-      <w:spacing w:after="0"/>
-      <w:ind w:left="-180" w:right="270"/>
-    </w:pPr>
-    <w:rPr>
-      <w:color w:val="000000" w:themeColor="text1"/>
-    </w:rPr>
-  </w:style>
-  <w:style w:type="paragraph" w:styleId="TOC3">
-    <w:name w:val="toc 3"/>
-    <w:basedOn w:val="Normal"/>
-    <w:next w:val="Normal"/>
-    <w:autoRedefine/>
-    <w:uiPriority w:val="39"/>
-    <w:unhideWhenUsed/>
-    <w:rsid w:val="00080C24"/>
-    <w:pPr>
-      <w:tabs>
-        <w:tab w:val="right" w:pos="9016"/>
-      </w:tabs>
-      <w:spacing w:after="100"/>
-      <w:ind w:left="440"/>
-      <w:jc w:val="left"/>
-    </w:pPr>
-    <w:rPr>
-      <w:rFonts w:eastAsiaTheme="minorEastAsia"/>
-      <w:i/>
-      <w:sz w:val="22"/>
-      <w:lang w:eastAsia="en-GB"/>
-    </w:rPr>
-  </w:style>
-  <w:style w:type="paragraph" w:styleId="FootnoteText">
-    <w:name w:val="footnote text"/>
-    <w:basedOn w:val="Normal"/>
-    <w:link w:val="FootnoteTextChar"/>
-    <w:uiPriority w:val="99"/>
-    <w:semiHidden/>
-    <w:unhideWhenUsed/>
-    <w:rsid w:val="00AC042A"/>
-    <w:pPr>
-      <w:spacing w:after="0" w:line="240" w:lineRule="auto"/>
-    </w:pPr>
-    <w:rPr>
-      <w:sz w:val="20"/>
-      <w:szCs w:val="20"/>
-    </w:rPr>
-  </w:style>
-  <w:style w:type="character" w:customStyle="1" w:styleId="FootnoteTextChar">
-    <w:name w:val="Footnote Text Char"/>
-    <w:basedOn w:val="DefaultParagraphFont"/>
-    <w:link w:val="FootnoteText"/>
-    <w:uiPriority w:val="99"/>
-    <w:semiHidden/>
-    <w:rsid w:val="00AC042A"/>
-    <w:rPr>
-      <w:rFonts w:ascii="Times New Roman" w:hAnsi="Times New Roman"/>
-      <w:sz w:val="20"/>
-      <w:szCs w:val="20"/>
-    </w:rPr>
-  </w:style>
-  <w:style w:type="character" w:styleId="FootnoteReference">
-    <w:name w:val="footnote reference"/>
-    <w:basedOn w:val="DefaultParagraphFont"/>
-    <w:uiPriority w:val="99"/>
-    <w:semiHidden/>
-    <w:unhideWhenUsed/>
-    <w:rsid w:val="00AC042A"/>
-    <w:rPr>
-      <w:vertAlign w:val="superscript"/>
-    </w:rPr>
-  </w:style>
-  <w:style w:type="paragraph" w:styleId="TOC4">
-    <w:name w:val="toc 4"/>
-    <w:basedOn w:val="Normal"/>
-    <w:next w:val="Normal"/>
-    <w:autoRedefine/>
-    <w:uiPriority w:val="39"/>
-    <w:unhideWhenUsed/>
-    <w:rsid w:val="00AC042A"/>
-    <w:pPr>
-      <w:spacing w:after="100"/>
-      <w:ind w:left="660"/>
-      <w:jc w:val="left"/>
-    </w:pPr>
-    <w:rPr>
-      <w:rFonts w:asciiTheme="minorHAnsi" w:eastAsiaTheme="minorEastAsia" w:hAnsiTheme="minorHAnsi"/>
-      <w:sz w:val="22"/>
-      <w:lang w:eastAsia="en-GB"/>
-    </w:rPr>
-  </w:style>
-  <w:style w:type="paragraph" w:styleId="TOC5">
-    <w:name w:val="toc 5"/>
-    <w:basedOn w:val="Normal"/>
-    <w:next w:val="Normal"/>
-    <w:autoRedefine/>
-    <w:uiPriority w:val="39"/>
-    <w:unhideWhenUsed/>
-    <w:rsid w:val="00AC042A"/>
-    <w:pPr>
-      <w:spacing w:after="100"/>
-      <w:ind w:left="880"/>
-      <w:jc w:val="left"/>
-    </w:pPr>
-    <w:rPr>
-      <w:rFonts w:asciiTheme="minorHAnsi" w:eastAsiaTheme="minorEastAsia" w:hAnsiTheme="minorHAnsi"/>
-      <w:sz w:val="22"/>
-      <w:lang w:eastAsia="en-GB"/>
-    </w:rPr>
-  </w:style>
-  <w:style w:type="paragraph" w:styleId="TOC6">
-    <w:name w:val="toc 6"/>
-    <w:basedOn w:val="Normal"/>
-    <w:next w:val="Normal"/>
-    <w:autoRedefine/>
-    <w:uiPriority w:val="39"/>
-    <w:unhideWhenUsed/>
-    <w:rsid w:val="00AC042A"/>
-    <w:pPr>
-      <w:spacing w:after="100"/>
-      <w:ind w:left="1100"/>
-      <w:jc w:val="left"/>
-    </w:pPr>
-    <w:rPr>
-      <w:rFonts w:asciiTheme="minorHAnsi" w:eastAsiaTheme="minorEastAsia" w:hAnsiTheme="minorHAnsi"/>
-      <w:sz w:val="22"/>
-      <w:lang w:eastAsia="en-GB"/>
-    </w:rPr>
-  </w:style>
-  <w:style w:type="paragraph" w:styleId="TOC7">
-    <w:name w:val="toc 7"/>
-    <w:basedOn w:val="Normal"/>
-    <w:next w:val="Normal"/>
-    <w:autoRedefine/>
-    <w:uiPriority w:val="39"/>
-    <w:unhideWhenUsed/>
-    <w:rsid w:val="00AC042A"/>
-    <w:pPr>
-      <w:spacing w:after="100"/>
-      <w:ind w:left="1320"/>
-      <w:jc w:val="left"/>
-    </w:pPr>
-    <w:rPr>
-      <w:rFonts w:asciiTheme="minorHAnsi" w:eastAsiaTheme="minorEastAsia" w:hAnsiTheme="minorHAnsi"/>
-      <w:sz w:val="22"/>
-      <w:lang w:eastAsia="en-GB"/>
-    </w:rPr>
-  </w:style>
-  <w:style w:type="paragraph" w:styleId="TOC8">
-    <w:name w:val="toc 8"/>
-    <w:basedOn w:val="Normal"/>
-    <w:next w:val="Normal"/>
-    <w:autoRedefine/>
-    <w:uiPriority w:val="39"/>
-    <w:unhideWhenUsed/>
-    <w:rsid w:val="00AC042A"/>
-    <w:pPr>
-      <w:spacing w:after="100"/>
-      <w:ind w:left="1540"/>
-      <w:jc w:val="left"/>
-    </w:pPr>
-    <w:rPr>
-      <w:rFonts w:asciiTheme="minorHAnsi" w:eastAsiaTheme="minorEastAsia" w:hAnsiTheme="minorHAnsi"/>
-      <w:sz w:val="22"/>
-      <w:lang w:eastAsia="en-GB"/>
-    </w:rPr>
-  </w:style>
-  <w:style w:type="paragraph" w:styleId="TOC9">
-    <w:name w:val="toc 9"/>
-    <w:basedOn w:val="Normal"/>
-    <w:next w:val="Normal"/>
-    <w:autoRedefine/>
-    <w:uiPriority w:val="39"/>
-    <w:unhideWhenUsed/>
-    <w:rsid w:val="00AC042A"/>
-    <w:pPr>
-      <w:spacing w:after="100"/>
-      <w:ind w:left="1760"/>
-      <w:jc w:val="left"/>
-    </w:pPr>
-    <w:rPr>
-      <w:rFonts w:asciiTheme="minorHAnsi" w:eastAsiaTheme="minorEastAsia" w:hAnsiTheme="minorHAnsi"/>
-      <w:sz w:val="22"/>
-      <w:lang w:eastAsia="en-GB"/>
-    </w:rPr>
-  </w:style>
-  <w:style w:type="character" w:customStyle="1" w:styleId="uvj36">
-    <w:name w:val="uvj36"/>
-    <w:basedOn w:val="DefaultParagraphFont"/>
-    <w:rsid w:val="00A122CD"/>
-  </w:style>
-  <w:style w:type="paragraph" w:styleId="CommentText">
-    <w:name w:val="annotation text"/>
-    <w:basedOn w:val="Normal"/>
-    <w:link w:val="CommentTextChar"/>
-    <w:uiPriority w:val="99"/>
-    <w:semiHidden/>
-    <w:unhideWhenUsed/>
-    <w:rsid w:val="00220526"/>
-    <w:pPr>
-      <w:spacing w:line="240" w:lineRule="auto"/>
-    </w:pPr>
-    <w:rPr>
-      <w:sz w:val="20"/>
-      <w:szCs w:val="20"/>
-    </w:rPr>
-  </w:style>
-  <w:style w:type="character" w:customStyle="1" w:styleId="CommentTextChar">
-    <w:name w:val="Comment Text Char"/>
-    <w:basedOn w:val="DefaultParagraphFont"/>
-    <w:link w:val="CommentText"/>
-    <w:uiPriority w:val="99"/>
-    <w:semiHidden/>
-    <w:rsid w:val="00220526"/>
-    <w:rPr>
-      <w:rFonts w:ascii="Times New Roman" w:hAnsi="Times New Roman"/>
-      <w:sz w:val="20"/>
-      <w:szCs w:val="20"/>
-    </w:rPr>
-  </w:style>
-  <w:style w:type="paragraph" w:styleId="CommentSubject">
-    <w:name w:val="annotation subject"/>
-    <w:basedOn w:val="CommentText"/>
-    <w:next w:val="CommentText"/>
-    <w:link w:val="CommentSubjectChar"/>
-    <w:uiPriority w:val="99"/>
-    <w:semiHidden/>
-    <w:unhideWhenUsed/>
-    <w:rsid w:val="00220526"/>
-    <w:rPr>
-      <w:b/>
-      <w:bCs/>
-    </w:rPr>
-  </w:style>
-  <w:style w:type="character" w:customStyle="1" w:styleId="CommentSubjectChar">
-    <w:name w:val="Comment Subject Char"/>
-    <w:basedOn w:val="CommentTextChar"/>
-    <w:link w:val="CommentSubject"/>
-    <w:uiPriority w:val="99"/>
-    <w:semiHidden/>
-    <w:rsid w:val="00220526"/>
-    <w:rPr>
-      <w:rFonts w:ascii="Times New Roman" w:hAnsi="Times New Roman"/>
-      <w:b/>
-      <w:bCs/>
-      <w:sz w:val="20"/>
-      <w:szCs w:val="20"/>
-    </w:rPr>
-  </w:style>
-  <w:style w:type="character" w:customStyle="1" w:styleId="UnresolvedMention">
-    <w:name w:val="Unresolved Mention"/>
+  <w:style w:type="character" w:customStyle="1" w:styleId="UnresolvedMention1">
+    <w:name w:val="Unresolved Mention1"/>
     <w:basedOn w:val="DefaultParagraphFont"/>
     <w:uiPriority w:val="99"/>
     <w:semiHidden/>
@@ -3935,35 +3064,35 @@
   <a:extraClrSchemeLst/>
   <a:extLst>
     <a:ext uri="{05A4C25C-085E-4340-85A3-A5531E510DB2}">
-      <thm15:themeFamily xmlns="" xmlns:thm15="http://schemas.microsoft.com/office/thememl/2012/main" name="Office Theme" id="{62F939B6-93AF-4DB8-9C6B-D6C7DFDC589F}" vid="{4A3C46E8-61CC-4603-A589-7422A47A8E4A}"/>
+      <thm15:themeFamily xmlns:thm15="http://schemas.microsoft.com/office/thememl/2012/main" name="Office Theme" id="{62F939B6-93AF-4DB8-9C6B-D6C7DFDC589F}" vid="{4A3C46E8-61CC-4603-A589-7422A47A8E4A}"/>
     </a:ext>
   </a:extLst>
 </a:theme>
 </file>
 
 <file path=customXml/item1.xml><?xml version="1.0" encoding="utf-8"?>
+<b:Sources xmlns:b="http://schemas.openxmlformats.org/officeDocument/2006/bibliography" xmlns="http://schemas.openxmlformats.org/officeDocument/2006/bibliography" SelectedStyle="\APA.XSL" StyleName="APA"/>
+</file>
+
+<file path=customXml/item2.xml><?xml version="1.0" encoding="utf-8"?>
 <go:gDocsCustomXmlDataStorage xmlns:go="http://customooxmlschemas.google.com/" xmlns:r="http://schemas.openxmlformats.org/officeDocument/2006/relationships">
   <go:docsCustomData xmlns:go="http://customooxmlschemas.google.com/" roundtripDataSignature="AMtx7mhrdzkfcTligN40SceQ7+TlIVTCfQ==">AMUW2mVRU5RF58XomwFumQL8cNgm6MLwyd8YhBTSabor52zrebLDdznAh9f11oYsBBwyas0YV0pNwktvHLtsWMbJwHcgPYKrNEeDCyV2XGgw1lBGXXqCACJeIRgH8AsMYrWwLAe1030E7jo2QaMz+VUW0iECdXk+BA==</go:docsCustomData>
 </go:gDocsCustomXmlDataStorage>
 </file>
 
-<file path=customXml/item2.xml><?xml version="1.0" encoding="utf-8"?>
-<b:Sources xmlns:b="http://schemas.openxmlformats.org/officeDocument/2006/bibliography" xmlns="http://schemas.openxmlformats.org/officeDocument/2006/bibliography" SelectedStyle="\APA.XSL" StyleName="APA"/>
+<file path=customXml/itemProps1.xml><?xml version="1.0" encoding="utf-8"?>
+<ds:datastoreItem xmlns:ds="http://schemas.openxmlformats.org/officeDocument/2006/customXml" ds:itemID="{D4241575-FF9F-4C21-9D71-8BC9ED1B7953}">
+  <ds:schemaRefs>
+    <ds:schemaRef ds:uri="http://schemas.openxmlformats.org/officeDocument/2006/bibliography"/>
+  </ds:schemaRefs>
+</ds:datastoreItem>
 </file>
 
-<file path=customXml/itemProps1.xml><?xml version="1.0" encoding="utf-8"?>
+<file path=customXml/itemProps2.xml><?xml version="1.0" encoding="utf-8"?>
 <ds:datastoreItem xmlns:ds="http://schemas.openxmlformats.org/officeDocument/2006/customXml" ds:itemID="{11111111-1234-1234-1234-123412341234}">
   <ds:schemaRefs>
     <ds:schemaRef ds:uri="http://customooxmlschemas.google.com/"/>
     <ds:schemaRef ds:uri="http://schemas.openxmlformats.org/officeDocument/2006/relationships"/>
   </ds:schemaRefs>
 </ds:datastoreItem>
-</file>
-
-<file path=customXml/itemProps2.xml><?xml version="1.0" encoding="utf-8"?>
-<ds:datastoreItem xmlns:ds="http://schemas.openxmlformats.org/officeDocument/2006/customXml" ds:itemID="{D4241575-FF9F-4C21-9D71-8BC9ED1B7953}">
-  <ds:schemaRefs>
-    <ds:schemaRef ds:uri="http://schemas.openxmlformats.org/officeDocument/2006/bibliography"/>
-  </ds:schemaRefs>
-</ds:datastoreItem>
 </file>